--- a/supplementary7.docx
+++ b/supplementary7.docx
@@ -7,23 +7,7 @@
         <w:pStyle w:val="RSCH01PaperTitle"/>
       </w:pPr>
       <w:r>
-        <w:t xml:space="preserve">Excitonic coupling of electronic transitions in </w:t>
-      </w:r>
-      <w:proofErr w:type="spellStart"/>
-      <w:r>
-        <w:t>oligomeric</w:t>
-      </w:r>
-      <w:proofErr w:type="spellEnd"/>
-      <w:r>
-        <w:t xml:space="preserve"> phthalocyanine </w:t>
-      </w:r>
-      <w:proofErr w:type="gramStart"/>
-      <w:r>
-        <w:t>zinc(</w:t>
-      </w:r>
-      <w:proofErr w:type="gramEnd"/>
-      <w:r>
-        <w:t>II) complexes</w:t>
+        <w:t>Excitonic coupling of electronic transitions in oligomeric phthalocyanine zinc(II) complexes</w:t>
       </w:r>
       <w:r>
         <w:t xml:space="preserve"> </w:t>
@@ -126,23 +110,7 @@
         <w:pStyle w:val="RSCF01FootnoteAuthorAddress"/>
       </w:pPr>
       <w:r>
-        <w:t xml:space="preserve">G.A. </w:t>
-      </w:r>
-      <w:proofErr w:type="spellStart"/>
-      <w:r>
-        <w:t>Razuvaev</w:t>
-      </w:r>
-      <w:proofErr w:type="spellEnd"/>
-      <w:r>
-        <w:t xml:space="preserve"> Institute of Organometallic Chemistry of RAS, </w:t>
-      </w:r>
-      <w:proofErr w:type="spellStart"/>
-      <w:r>
-        <w:t>Tropinin</w:t>
-      </w:r>
-      <w:proofErr w:type="spellEnd"/>
-      <w:r>
-        <w:t xml:space="preserve"> str. 49, 603950 Nizhniy Novgorod, Russia</w:t>
+        <w:t>G.A. Razuvaev Institute of Organometallic Chemistry of RAS, Tropinin str. 49, 603950 Nizhniy Novgorod, Russia</w:t>
       </w:r>
       <w:r>
         <w:t>.</w:t>
@@ -152,53 +120,8 @@
       <w:pPr>
         <w:pStyle w:val="RSCF01FootnoteAuthorAddress"/>
       </w:pPr>
-      <w:proofErr w:type="spellStart"/>
-      <w:r>
-        <w:t>Universität</w:t>
-      </w:r>
-      <w:proofErr w:type="spellEnd"/>
-      <w:r>
-        <w:t xml:space="preserve"> Bremen, </w:t>
-      </w:r>
-      <w:proofErr w:type="spellStart"/>
-      <w:r>
-        <w:t>Institut</w:t>
-      </w:r>
-      <w:proofErr w:type="spellEnd"/>
-      <w:r>
-        <w:t xml:space="preserve"> </w:t>
-      </w:r>
-      <w:proofErr w:type="spellStart"/>
-      <w:r>
-        <w:t>für</w:t>
-      </w:r>
-      <w:proofErr w:type="spellEnd"/>
-      <w:r>
-        <w:t xml:space="preserve"> </w:t>
-      </w:r>
-      <w:proofErr w:type="spellStart"/>
-      <w:r>
-        <w:t>Angewandte</w:t>
-      </w:r>
-      <w:proofErr w:type="spellEnd"/>
-      <w:r>
-        <w:t xml:space="preserve"> und </w:t>
-      </w:r>
-      <w:proofErr w:type="spellStart"/>
-      <w:r>
-        <w:t>Physikalische</w:t>
-      </w:r>
-      <w:proofErr w:type="spellEnd"/>
-      <w:r>
-        <w:t xml:space="preserve"> </w:t>
-      </w:r>
-      <w:proofErr w:type="spellStart"/>
-      <w:r>
-        <w:t>Chemie</w:t>
-      </w:r>
-      <w:proofErr w:type="spellEnd"/>
-      <w:r>
-        <w:t>, P.O. Box 330440, 28334 Bremen, Germany</w:t>
+      <w:r>
+        <w:t>Universität Bremen, Institut für Angewandte und Physikalische Chemie, P.O. Box 330440, 28334 Bremen, Germany</w:t>
       </w:r>
       <w:r>
         <w:t>.</w:t>
@@ -233,10 +156,10 @@
             <v:path o:extrusionok="f" gradientshapeok="t" o:connecttype="rect"/>
             <o:lock v:ext="edit" aspectratio="t"/>
           </v:shapetype>
-          <v:shape id="_x0000_i1025" type="#_x0000_t75" style="width:297.2pt;height:361.6pt" o:ole="">
+          <v:shape id="_x0000_i1025" type="#_x0000_t75" style="width:297.3pt;height:361.75pt" o:ole="">
             <v:imagedata r:id="rId5" o:title="" croptop="5243f" cropbottom="4588f" cropleft="3277f" cropright="4916f"/>
           </v:shape>
-          <o:OLEObject Type="Embed" ProgID="Origin50.Graph" ShapeID="_x0000_i1025" DrawAspect="Content" ObjectID="_1843301072" r:id="rId6"/>
+          <o:OLEObject Type="Embed" ProgID="Origin50.Graph" ShapeID="_x0000_i1025" DrawAspect="Content" ObjectID="_1843595453" r:id="rId6"/>
         </w:object>
       </w:r>
     </w:p>
@@ -329,10 +252,10 @@
       </w:pPr>
       <w:r>
         <w:object w:dxaOrig="4535" w:dyaOrig="5669">
-          <v:shape id="_x0000_i1026" type="#_x0000_t75" style="width:298.4pt;height:362.4pt" o:ole="">
+          <v:shape id="_x0000_i1026" type="#_x0000_t75" style="width:298.6pt;height:362.65pt" o:ole="">
             <v:imagedata r:id="rId7" o:title="" croptop="5242f" cropbottom="4587f" cropleft="3277f" cropright="4916f"/>
           </v:shape>
-          <o:OLEObject Type="Embed" ProgID="Origin50.Graph" ShapeID="_x0000_i1026" DrawAspect="Content" ObjectID="_1843301073" r:id="rId8"/>
+          <o:OLEObject Type="Embed" ProgID="Origin50.Graph" ShapeID="_x0000_i1026" DrawAspect="Content" ObjectID="_1843595454" r:id="rId8"/>
         </w:object>
       </w:r>
     </w:p>
@@ -483,7 +406,6 @@
                 <w:szCs w:val="16"/>
               </w:rPr>
             </w:pPr>
-            <w:proofErr w:type="spellStart"/>
             <w:r>
               <w:rPr>
                 <w:rFonts w:cstheme="minorHAnsi"/>
@@ -491,17 +413,7 @@
                 <w:sz w:val="16"/>
                 <w:szCs w:val="16"/>
               </w:rPr>
-              <w:t>Shift</w:t>
-            </w:r>
-            <w:proofErr w:type="spellEnd"/>
-            <w:r>
-              <w:rPr>
-                <w:rFonts w:cstheme="minorHAnsi"/>
-                <w:b/>
-                <w:sz w:val="16"/>
-                <w:szCs w:val="16"/>
-              </w:rPr>
-              <w:t>, Å</w:t>
+              <w:t>Shift, Å</w:t>
             </w:r>
           </w:p>
         </w:tc>
@@ -560,7 +472,6 @@
                 <w:szCs w:val="16"/>
               </w:rPr>
             </w:pPr>
-            <w:proofErr w:type="spellStart"/>
             <w:r>
               <w:rPr>
                 <w:rFonts w:cstheme="minorHAnsi"/>
@@ -571,7 +482,6 @@
               </w:rPr>
               <w:t>Δz</w:t>
             </w:r>
-            <w:proofErr w:type="spellEnd"/>
           </w:p>
         </w:tc>
         <w:tc>
@@ -9930,7 +9840,6 @@
                 <w:szCs w:val="16"/>
               </w:rPr>
             </w:pPr>
-            <w:proofErr w:type="spellStart"/>
             <w:r>
               <w:rPr>
                 <w:rFonts w:cstheme="minorHAnsi"/>
@@ -9938,17 +9847,7 @@
                 <w:sz w:val="16"/>
                 <w:szCs w:val="16"/>
               </w:rPr>
-              <w:t>Shift</w:t>
-            </w:r>
-            <w:proofErr w:type="spellEnd"/>
-            <w:r>
-              <w:rPr>
-                <w:rFonts w:cstheme="minorHAnsi"/>
-                <w:b/>
-                <w:sz w:val="16"/>
-                <w:szCs w:val="16"/>
-              </w:rPr>
-              <w:t>, Å</w:t>
+              <w:t>Shift, Å</w:t>
             </w:r>
           </w:p>
         </w:tc>
@@ -10005,7 +9904,6 @@
                 <w:szCs w:val="16"/>
               </w:rPr>
             </w:pPr>
-            <w:proofErr w:type="spellStart"/>
             <w:r>
               <w:rPr>
                 <w:rFonts w:cstheme="minorHAnsi"/>
@@ -10016,7 +9914,6 @@
               </w:rPr>
               <w:t>Δz</w:t>
             </w:r>
-            <w:proofErr w:type="spellEnd"/>
           </w:p>
         </w:tc>
         <w:tc>
@@ -18423,7 +18320,6 @@
                 <w:lang w:val="en-US"/>
               </w:rPr>
             </w:pPr>
-            <w:proofErr w:type="spellStart"/>
             <w:r>
               <w:rPr>
                 <w:rFonts w:cstheme="minorHAnsi"/>
@@ -18434,7 +18330,6 @@
               </w:rPr>
               <w:t>Δz</w:t>
             </w:r>
-            <w:proofErr w:type="spellEnd"/>
             <w:r>
               <w:rPr>
                 <w:rFonts w:cstheme="minorHAnsi"/>
@@ -18463,7 +18358,6 @@
                 <w:szCs w:val="16"/>
               </w:rPr>
             </w:pPr>
-            <w:proofErr w:type="spellStart"/>
             <w:r>
               <w:rPr>
                 <w:b/>
@@ -18472,7 +18366,6 @@
               </w:rPr>
               <w:t>Transition</w:t>
             </w:r>
-            <w:proofErr w:type="spellEnd"/>
           </w:p>
         </w:tc>
         <w:tc>
@@ -18492,23 +18385,13 @@
                 <w:szCs w:val="16"/>
               </w:rPr>
             </w:pPr>
-            <w:proofErr w:type="spellStart"/>
             <w:r>
               <w:rPr>
                 <w:b/>
                 <w:sz w:val="16"/>
                 <w:szCs w:val="16"/>
               </w:rPr>
-              <w:t>Occupied</w:t>
-            </w:r>
-            <w:proofErr w:type="spellEnd"/>
-            <w:r>
-              <w:rPr>
-                <w:b/>
-                <w:sz w:val="16"/>
-                <w:szCs w:val="16"/>
-              </w:rPr>
-              <w:t xml:space="preserve"> MO</w:t>
+              <w:t>Occupied MO</w:t>
             </w:r>
           </w:p>
         </w:tc>
@@ -18530,52 +18413,40 @@
                 <w:lang w:val="en-US"/>
               </w:rPr>
             </w:pPr>
-            <w:proofErr w:type="spellStart"/>
             <w:r>
               <w:rPr>
                 <w:b/>
                 <w:sz w:val="16"/>
                 <w:szCs w:val="16"/>
               </w:rPr>
-              <w:t>Virtual</w:t>
-            </w:r>
-            <w:proofErr w:type="spellEnd"/>
-            <w:r>
+              <w:t>Virtual MO</w:t>
+            </w:r>
+          </w:p>
+        </w:tc>
+        <w:tc>
+          <w:tcPr>
+            <w:tcW w:w="1210" w:type="dxa"/>
+            <w:tcBorders>
+              <w:bottom w:val="nil"/>
+            </w:tcBorders>
+          </w:tcPr>
+          <w:p>
+            <w:pPr>
+              <w:jc w:val="center"/>
               <w:rPr>
                 <w:b/>
                 <w:sz w:val="16"/>
                 <w:szCs w:val="16"/>
               </w:rPr>
-              <w:t xml:space="preserve"> MO</w:t>
-            </w:r>
-          </w:p>
-        </w:tc>
-        <w:tc>
-          <w:tcPr>
-            <w:tcW w:w="1210" w:type="dxa"/>
-            <w:tcBorders>
-              <w:bottom w:val="nil"/>
-            </w:tcBorders>
-          </w:tcPr>
-          <w:p>
-            <w:pPr>
-              <w:jc w:val="center"/>
+            </w:pPr>
+            <w:r>
               <w:rPr>
                 <w:b/>
                 <w:sz w:val="16"/>
                 <w:szCs w:val="16"/>
               </w:rPr>
-            </w:pPr>
-            <w:proofErr w:type="spellStart"/>
-            <w:r>
-              <w:rPr>
-                <w:b/>
-                <w:sz w:val="16"/>
-                <w:szCs w:val="16"/>
-              </w:rPr>
               <w:t>Contribution</w:t>
             </w:r>
-            <w:proofErr w:type="spellEnd"/>
           </w:p>
         </w:tc>
       </w:tr>
@@ -18614,7 +18485,6 @@
                 <w:szCs w:val="16"/>
               </w:rPr>
             </w:pPr>
-            <w:proofErr w:type="spellStart"/>
             <w:r>
               <w:rPr>
                 <w:sz w:val="16"/>
@@ -18622,7 +18492,6 @@
               </w:rPr>
               <w:t>Symmetry</w:t>
             </w:r>
-            <w:proofErr w:type="spellEnd"/>
           </w:p>
         </w:tc>
         <w:tc>
@@ -18641,31 +18510,13 @@
                 <w:szCs w:val="16"/>
               </w:rPr>
             </w:pPr>
-            <w:proofErr w:type="spellStart"/>
-            <w:r>
-              <w:rPr>
-                <w:sz w:val="16"/>
-                <w:szCs w:val="16"/>
-              </w:rPr>
-              <w:t>Energy</w:t>
-            </w:r>
-            <w:proofErr w:type="spellEnd"/>
-            <w:r>
-              <w:rPr>
-                <w:sz w:val="16"/>
-                <w:szCs w:val="16"/>
-              </w:rPr>
-              <w:t xml:space="preserve">, </w:t>
-            </w:r>
-            <w:proofErr w:type="spellStart"/>
-            <w:r>
-              <w:rPr>
-                <w:sz w:val="16"/>
-                <w:szCs w:val="16"/>
-              </w:rPr>
-              <w:t>eV</w:t>
-            </w:r>
-            <w:proofErr w:type="spellEnd"/>
+            <w:r>
+              <w:rPr>
+                <w:sz w:val="16"/>
+                <w:szCs w:val="16"/>
+              </w:rPr>
+              <w:t>Energy, eV</w:t>
+            </w:r>
           </w:p>
         </w:tc>
         <w:tc>
@@ -18684,7 +18535,6 @@
                 <w:szCs w:val="16"/>
               </w:rPr>
             </w:pPr>
-            <w:proofErr w:type="spellStart"/>
             <w:r>
               <w:rPr>
                 <w:sz w:val="16"/>
@@ -18692,7 +18542,6 @@
               </w:rPr>
               <w:t>Symmetry</w:t>
             </w:r>
-            <w:proofErr w:type="spellEnd"/>
           </w:p>
         </w:tc>
         <w:tc>
@@ -18711,31 +18560,13 @@
                 <w:szCs w:val="16"/>
               </w:rPr>
             </w:pPr>
-            <w:proofErr w:type="spellStart"/>
-            <w:r>
-              <w:rPr>
-                <w:sz w:val="16"/>
-                <w:szCs w:val="16"/>
-              </w:rPr>
-              <w:t>Energy</w:t>
-            </w:r>
-            <w:proofErr w:type="spellEnd"/>
-            <w:r>
-              <w:rPr>
-                <w:sz w:val="16"/>
-                <w:szCs w:val="16"/>
-              </w:rPr>
-              <w:t xml:space="preserve">, </w:t>
-            </w:r>
-            <w:proofErr w:type="spellStart"/>
-            <w:r>
-              <w:rPr>
-                <w:sz w:val="16"/>
-                <w:szCs w:val="16"/>
-              </w:rPr>
-              <w:t>eV</w:t>
-            </w:r>
-            <w:proofErr w:type="spellEnd"/>
+            <w:r>
+              <w:rPr>
+                <w:sz w:val="16"/>
+                <w:szCs w:val="16"/>
+              </w:rPr>
+              <w:t>Energy, eV</w:t>
+            </w:r>
           </w:p>
         </w:tc>
         <w:tc>
@@ -18754,7 +18585,6 @@
                 <w:szCs w:val="16"/>
               </w:rPr>
             </w:pPr>
-            <w:proofErr w:type="spellStart"/>
             <w:r>
               <w:rPr>
                 <w:sz w:val="16"/>
@@ -18762,7 +18592,6 @@
               </w:rPr>
               <w:t>Symmetry</w:t>
             </w:r>
-            <w:proofErr w:type="spellEnd"/>
           </w:p>
         </w:tc>
         <w:tc>
@@ -18781,31 +18610,13 @@
                 <w:szCs w:val="16"/>
               </w:rPr>
             </w:pPr>
-            <w:proofErr w:type="spellStart"/>
-            <w:r>
-              <w:rPr>
-                <w:sz w:val="16"/>
-                <w:szCs w:val="16"/>
-              </w:rPr>
-              <w:t>Energy</w:t>
-            </w:r>
-            <w:proofErr w:type="spellEnd"/>
-            <w:r>
-              <w:rPr>
-                <w:sz w:val="16"/>
-                <w:szCs w:val="16"/>
-              </w:rPr>
-              <w:t xml:space="preserve">, </w:t>
-            </w:r>
-            <w:proofErr w:type="spellStart"/>
-            <w:r>
-              <w:rPr>
-                <w:sz w:val="16"/>
-                <w:szCs w:val="16"/>
-              </w:rPr>
-              <w:t>eV</w:t>
-            </w:r>
-            <w:proofErr w:type="spellEnd"/>
+            <w:r>
+              <w:rPr>
+                <w:sz w:val="16"/>
+                <w:szCs w:val="16"/>
+              </w:rPr>
+              <w:t>Energy, eV</w:t>
+            </w:r>
           </w:p>
         </w:tc>
         <w:tc>
@@ -18998,7 +18809,6 @@
                 <w:szCs w:val="16"/>
               </w:rPr>
             </w:pPr>
-            <w:proofErr w:type="spellStart"/>
             <w:r>
               <w:rPr>
                 <w:i/>
@@ -19016,7 +18826,6 @@
               </w:rPr>
               <w:t>g</w:t>
             </w:r>
-            <w:proofErr w:type="spellEnd"/>
           </w:p>
         </w:tc>
         <w:tc>
@@ -19236,7 +19045,6 @@
                 <w:szCs w:val="16"/>
               </w:rPr>
             </w:pPr>
-            <w:proofErr w:type="spellStart"/>
             <w:r>
               <w:rPr>
                 <w:i/>
@@ -19254,7 +19062,6 @@
               </w:rPr>
               <w:t>u</w:t>
             </w:r>
-            <w:proofErr w:type="spellEnd"/>
           </w:p>
         </w:tc>
         <w:tc>
@@ -19549,7 +19356,6 @@
                 <w:lang w:val="en-US"/>
               </w:rPr>
             </w:pPr>
-            <w:proofErr w:type="spellStart"/>
             <w:r>
               <w:rPr>
                 <w:i/>
@@ -19569,7 +19375,6 @@
               </w:rPr>
               <w:t>u</w:t>
             </w:r>
-            <w:proofErr w:type="spellEnd"/>
           </w:p>
         </w:tc>
         <w:tc>
@@ -19804,7 +19609,6 @@
                 <w:lang w:val="en-US"/>
               </w:rPr>
             </w:pPr>
-            <w:proofErr w:type="spellStart"/>
             <w:r>
               <w:rPr>
                 <w:i/>
@@ -19824,7 +19628,6 @@
               </w:rPr>
               <w:t>g</w:t>
             </w:r>
-            <w:proofErr w:type="spellEnd"/>
           </w:p>
         </w:tc>
         <w:tc>
@@ -20098,7 +19901,6 @@
                 <w:lang w:val="en-US"/>
               </w:rPr>
             </w:pPr>
-            <w:proofErr w:type="spellStart"/>
             <w:r>
               <w:rPr>
                 <w:i/>
@@ -20118,7 +19920,6 @@
               </w:rPr>
               <w:t>g</w:t>
             </w:r>
-            <w:proofErr w:type="spellEnd"/>
           </w:p>
         </w:tc>
         <w:tc>
@@ -20345,7 +20146,6 @@
                 <w:lang w:val="en-US"/>
               </w:rPr>
             </w:pPr>
-            <w:proofErr w:type="spellStart"/>
             <w:r>
               <w:rPr>
                 <w:i/>
@@ -20365,7 +20165,6 @@
               </w:rPr>
               <w:t>u</w:t>
             </w:r>
-            <w:proofErr w:type="spellEnd"/>
           </w:p>
         </w:tc>
         <w:tc>
@@ -20633,7 +20432,6 @@
                 <w:szCs w:val="16"/>
               </w:rPr>
             </w:pPr>
-            <w:proofErr w:type="spellStart"/>
             <w:r>
               <w:rPr>
                 <w:i/>
@@ -20651,7 +20449,6 @@
               </w:rPr>
               <w:t>u</w:t>
             </w:r>
-            <w:proofErr w:type="spellEnd"/>
           </w:p>
         </w:tc>
         <w:tc>
@@ -20869,7 +20666,6 @@
                 <w:szCs w:val="16"/>
               </w:rPr>
             </w:pPr>
-            <w:proofErr w:type="spellStart"/>
             <w:r>
               <w:rPr>
                 <w:i/>
@@ -20887,7 +20683,6 @@
               </w:rPr>
               <w:t>g</w:t>
             </w:r>
-            <w:proofErr w:type="spellEnd"/>
           </w:p>
         </w:tc>
         <w:tc>
@@ -21123,7 +20918,6 @@
                 <w:szCs w:val="16"/>
               </w:rPr>
             </w:pPr>
-            <w:proofErr w:type="spellStart"/>
             <w:r>
               <w:rPr>
                 <w:i/>
@@ -21141,7 +20935,6 @@
               </w:rPr>
               <w:t>g</w:t>
             </w:r>
-            <w:proofErr w:type="spellEnd"/>
           </w:p>
         </w:tc>
         <w:tc>
@@ -21354,7 +21147,6 @@
                 <w:szCs w:val="16"/>
               </w:rPr>
             </w:pPr>
-            <w:proofErr w:type="spellStart"/>
             <w:r>
               <w:rPr>
                 <w:i/>
@@ -21372,7 +21164,6 @@
               </w:rPr>
               <w:t>u</w:t>
             </w:r>
-            <w:proofErr w:type="spellEnd"/>
           </w:p>
         </w:tc>
         <w:tc>
@@ -21618,7 +21409,6 @@
                 <w:szCs w:val="16"/>
               </w:rPr>
             </w:pPr>
-            <w:proofErr w:type="spellStart"/>
             <w:r>
               <w:rPr>
                 <w:i/>
@@ -21636,7 +21426,6 @@
               </w:rPr>
               <w:t>u</w:t>
             </w:r>
-            <w:proofErr w:type="spellEnd"/>
           </w:p>
         </w:tc>
         <w:tc>
@@ -21834,7 +21623,6 @@
                 <w:szCs w:val="16"/>
               </w:rPr>
             </w:pPr>
-            <w:proofErr w:type="spellStart"/>
             <w:r>
               <w:rPr>
                 <w:i/>
@@ -21852,7 +21640,6 @@
               </w:rPr>
               <w:t>g</w:t>
             </w:r>
-            <w:proofErr w:type="spellEnd"/>
           </w:p>
         </w:tc>
         <w:tc>
@@ -22086,7 +21873,6 @@
                 <w:szCs w:val="16"/>
               </w:rPr>
             </w:pPr>
-            <w:proofErr w:type="spellStart"/>
             <w:r>
               <w:rPr>
                 <w:i/>
@@ -22104,7 +21890,6 @@
               </w:rPr>
               <w:t>g</w:t>
             </w:r>
-            <w:proofErr w:type="spellEnd"/>
           </w:p>
         </w:tc>
         <w:tc>
@@ -22316,7 +22101,6 @@
                 <w:szCs w:val="16"/>
               </w:rPr>
             </w:pPr>
-            <w:proofErr w:type="spellStart"/>
             <w:r>
               <w:rPr>
                 <w:i/>
@@ -22334,7 +22118,6 @@
               </w:rPr>
               <w:t>u</w:t>
             </w:r>
-            <w:proofErr w:type="spellEnd"/>
           </w:p>
         </w:tc>
         <w:tc>
@@ -22563,7 +22346,6 @@
                 <w:szCs w:val="16"/>
               </w:rPr>
             </w:pPr>
-            <w:proofErr w:type="spellStart"/>
             <w:r>
               <w:rPr>
                 <w:i/>
@@ -22581,7 +22363,6 @@
               </w:rPr>
               <w:t>u</w:t>
             </w:r>
-            <w:proofErr w:type="spellEnd"/>
           </w:p>
         </w:tc>
         <w:tc>
@@ -22790,7 +22571,6 @@
                 <w:szCs w:val="16"/>
               </w:rPr>
             </w:pPr>
-            <w:proofErr w:type="spellStart"/>
             <w:r>
               <w:rPr>
                 <w:i/>
@@ -22808,7 +22588,6 @@
               </w:rPr>
               <w:t>g</w:t>
             </w:r>
-            <w:proofErr w:type="spellEnd"/>
           </w:p>
         </w:tc>
         <w:tc>
@@ -22889,8 +22668,13 @@
         </w:rPr>
       </w:pPr>
       <w:r>
-        <w:t>Table S3</w:t>
-      </w:r>
+        <w:t>Table S</w:t>
+      </w:r>
+      <w:r>
+        <w:t>4</w:t>
+      </w:r>
+      <w:bookmarkStart w:id="0" w:name="_GoBack"/>
+      <w:bookmarkEnd w:id="0"/>
       <w:r>
         <w:t>A</w:t>
       </w:r>
@@ -23047,23 +22831,13 @@
                 <w:lang w:val="en-US"/>
               </w:rPr>
             </w:pPr>
-            <w:proofErr w:type="spellStart"/>
             <w:r>
               <w:rPr>
                 <w:b/>
                 <w:sz w:val="16"/>
                 <w:szCs w:val="16"/>
               </w:rPr>
-              <w:t>Occupied</w:t>
-            </w:r>
-            <w:proofErr w:type="spellEnd"/>
-            <w:r>
-              <w:rPr>
-                <w:b/>
-                <w:sz w:val="16"/>
-                <w:szCs w:val="16"/>
-              </w:rPr>
-              <w:t xml:space="preserve"> MO</w:t>
+              <w:t>Occupied MO</w:t>
             </w:r>
           </w:p>
         </w:tc>
@@ -23086,23 +22860,13 @@
                 <w:lang w:val="en-US"/>
               </w:rPr>
             </w:pPr>
-            <w:proofErr w:type="spellStart"/>
             <w:r>
               <w:rPr>
                 <w:b/>
                 <w:sz w:val="16"/>
                 <w:szCs w:val="16"/>
               </w:rPr>
-              <w:t>Virtual</w:t>
-            </w:r>
-            <w:proofErr w:type="spellEnd"/>
-            <w:r>
-              <w:rPr>
-                <w:b/>
-                <w:sz w:val="16"/>
-                <w:szCs w:val="16"/>
-              </w:rPr>
-              <w:t xml:space="preserve"> MO</w:t>
+              <w:t>Virtual MO</w:t>
             </w:r>
           </w:p>
         </w:tc>
@@ -23150,7 +22914,6 @@
                 <w:lang w:val="en-US"/>
               </w:rPr>
             </w:pPr>
-            <w:proofErr w:type="spellStart"/>
             <w:r>
               <w:rPr>
                 <w:b/>
@@ -23172,7 +22935,6 @@
               </w:rPr>
               <w:t>g</w:t>
             </w:r>
-            <w:proofErr w:type="spellEnd"/>
           </w:p>
         </w:tc>
         <w:tc>
@@ -23280,7 +23042,6 @@
                 <w:lang w:val="en-US"/>
               </w:rPr>
             </w:pPr>
-            <w:proofErr w:type="spellStart"/>
             <w:r>
               <w:rPr>
                 <w:i/>
@@ -23300,7 +23061,6 @@
               </w:rPr>
               <w:t>u</w:t>
             </w:r>
-            <w:proofErr w:type="spellEnd"/>
           </w:p>
         </w:tc>
         <w:tc>
@@ -23364,7 +23124,6 @@
                 <w:lang w:val="en-US"/>
               </w:rPr>
             </w:pPr>
-            <w:proofErr w:type="spellStart"/>
             <w:r>
               <w:rPr>
                 <w:i/>
@@ -23384,7 +23143,6 @@
               </w:rPr>
               <w:t>g</w:t>
             </w:r>
-            <w:proofErr w:type="spellEnd"/>
           </w:p>
         </w:tc>
       </w:tr>
@@ -26354,7 +26112,10 @@
         </w:rPr>
       </w:pPr>
       <w:r>
-        <w:t>Table S3B.</w:t>
+        <w:t>Table S4</w:t>
+      </w:r>
+      <w:r>
+        <w:t>B.</w:t>
       </w:r>
       <w:r>
         <w:rPr>
@@ -26473,23 +26234,13 @@
                 <w:lang w:val="en-US"/>
               </w:rPr>
             </w:pPr>
-            <w:proofErr w:type="spellStart"/>
             <w:r>
               <w:rPr>
                 <w:b/>
                 <w:sz w:val="16"/>
                 <w:szCs w:val="16"/>
               </w:rPr>
-              <w:t>Occupied</w:t>
-            </w:r>
-            <w:proofErr w:type="spellEnd"/>
-            <w:r>
-              <w:rPr>
-                <w:b/>
-                <w:sz w:val="16"/>
-                <w:szCs w:val="16"/>
-              </w:rPr>
-              <w:t xml:space="preserve"> MO</w:t>
+              <w:t>Occupied MO</w:t>
             </w:r>
           </w:p>
         </w:tc>
@@ -26512,23 +26263,13 @@
                 <w:lang w:val="en-US"/>
               </w:rPr>
             </w:pPr>
-            <w:proofErr w:type="spellStart"/>
             <w:r>
               <w:rPr>
                 <w:b/>
                 <w:sz w:val="16"/>
                 <w:szCs w:val="16"/>
               </w:rPr>
-              <w:t>Virtual</w:t>
-            </w:r>
-            <w:proofErr w:type="spellEnd"/>
-            <w:r>
-              <w:rPr>
-                <w:b/>
-                <w:sz w:val="16"/>
-                <w:szCs w:val="16"/>
-              </w:rPr>
-              <w:t xml:space="preserve"> MO</w:t>
+              <w:t>Virtual MO</w:t>
             </w:r>
           </w:p>
         </w:tc>
@@ -26576,7 +26317,6 @@
                 <w:lang w:val="en-US"/>
               </w:rPr>
             </w:pPr>
-            <w:proofErr w:type="spellStart"/>
             <w:r>
               <w:rPr>
                 <w:b/>
@@ -26598,7 +26338,6 @@
               </w:rPr>
               <w:t>g</w:t>
             </w:r>
-            <w:proofErr w:type="spellEnd"/>
           </w:p>
         </w:tc>
         <w:tc>
@@ -26706,7 +26445,6 @@
                 <w:lang w:val="en-US"/>
               </w:rPr>
             </w:pPr>
-            <w:proofErr w:type="spellStart"/>
             <w:r>
               <w:rPr>
                 <w:i/>
@@ -26726,7 +26464,6 @@
               </w:rPr>
               <w:t>u</w:t>
             </w:r>
-            <w:proofErr w:type="spellEnd"/>
           </w:p>
         </w:tc>
         <w:tc>
@@ -26790,7 +26527,6 @@
                 <w:lang w:val="en-US"/>
               </w:rPr>
             </w:pPr>
-            <w:proofErr w:type="spellStart"/>
             <w:r>
               <w:rPr>
                 <w:i/>
@@ -26810,7 +26546,6 @@
               </w:rPr>
               <w:t>g</w:t>
             </w:r>
-            <w:proofErr w:type="spellEnd"/>
           </w:p>
         </w:tc>
       </w:tr>
@@ -29755,10 +29490,10 @@
       </w:pPr>
       <w:r>
         <w:object w:dxaOrig="6735" w:dyaOrig="4759">
-          <v:shape id="_x0000_i1027" type="#_x0000_t75" style="width:280.4pt;height:217.2pt" o:ole="">
+          <v:shape id="_x0000_i1027" type="#_x0000_t75" style="width:280.5pt;height:217.35pt" o:ole="">
             <v:imagedata r:id="rId9" o:title="" croptop="3903f" cropbottom="2342f" cropleft="5516f" cropright="5516f"/>
           </v:shape>
-          <o:OLEObject Type="Embed" ProgID="Origin50.Graph" ShapeID="_x0000_i1027" DrawAspect="Content" ObjectID="_1843301074" r:id="rId10"/>
+          <o:OLEObject Type="Embed" ProgID="Origin50.Graph" ShapeID="_x0000_i1027" DrawAspect="Content" ObjectID="_1843595455" r:id="rId10"/>
         </w:object>
       </w:r>
     </w:p>
@@ -29785,10 +29520,10 @@
     <w:p>
       <w:r>
         <w:object w:dxaOrig="6505" w:dyaOrig="4531">
-          <v:shape id="_x0000_i1028" type="#_x0000_t75" style="width:274pt;height:198.4pt" o:ole="">
+          <v:shape id="_x0000_i1028" type="#_x0000_t75" style="width:273.85pt;height:198.35pt" o:ole="">
             <v:imagedata r:id="rId11" o:title="" croptop="4100f" cropbottom="4100f" cropleft="5712f" cropright="5712f"/>
           </v:shape>
-          <o:OLEObject Type="Embed" ProgID="Origin50.Graph" ShapeID="_x0000_i1028" DrawAspect="Content" ObjectID="_1843301075" r:id="rId12"/>
+          <o:OLEObject Type="Embed" ProgID="Origin50.Graph" ShapeID="_x0000_i1028" DrawAspect="Content" ObjectID="_1843595456" r:id="rId12"/>
         </w:object>
       </w:r>
     </w:p>
@@ -29842,7 +29577,13 @@
         <w:pStyle w:val="RSCB01ARTAbstract"/>
       </w:pPr>
       <w:r>
-        <w:t>Table S4.</w:t>
+        <w:t xml:space="preserve">Table </w:t>
+      </w:r>
+      <w:r>
+        <w:t>S5</w:t>
+      </w:r>
+      <w:r>
+        <w:t>.</w:t>
       </w:r>
       <w:r>
         <w:t xml:space="preserve"> Size dependence of TD-DFT energies of the main Q-band transitions of slipped-stacked ZnPc oligomers</w:t>
@@ -29886,7 +29627,6 @@
                 <w:szCs w:val="16"/>
               </w:rPr>
             </w:pPr>
-            <w:proofErr w:type="spellStart"/>
             <w:r>
               <w:rPr>
                 <w:rFonts w:cstheme="minorHAnsi"/>
@@ -29894,17 +29634,7 @@
                 <w:sz w:val="16"/>
                 <w:szCs w:val="16"/>
               </w:rPr>
-              <w:t>Shifts</w:t>
-            </w:r>
-            <w:proofErr w:type="spellEnd"/>
-            <w:r>
-              <w:rPr>
-                <w:rFonts w:cstheme="minorHAnsi"/>
-                <w:b/>
-                <w:sz w:val="16"/>
-                <w:szCs w:val="16"/>
-              </w:rPr>
-              <w:t>, Å</w:t>
+              <w:t>Shifts, Å</w:t>
             </w:r>
           </w:p>
         </w:tc>
@@ -30013,29 +29743,7 @@
                 <w:szCs w:val="16"/>
                 <w:lang w:val="en-US"/>
               </w:rPr>
-              <w:t xml:space="preserve">Along Zn – </w:t>
-            </w:r>
-            <w:proofErr w:type="spellStart"/>
-            <w:r>
-              <w:rPr>
-                <w:rFonts w:cstheme="minorHAnsi"/>
-                <w:b/>
-                <w:sz w:val="16"/>
-                <w:szCs w:val="16"/>
-                <w:lang w:val="en-US"/>
-              </w:rPr>
-              <w:t>meso</w:t>
-            </w:r>
-            <w:proofErr w:type="spellEnd"/>
-            <w:r>
-              <w:rPr>
-                <w:rFonts w:cstheme="minorHAnsi"/>
-                <w:b/>
-                <w:sz w:val="16"/>
-                <w:szCs w:val="16"/>
-                <w:lang w:val="en-US"/>
-              </w:rPr>
-              <w:t>-N (Fig. 4B)</w:t>
+              <w:t>Along Zn – meso-N (Fig. 4B)</w:t>
             </w:r>
           </w:p>
         </w:tc>
@@ -30388,7 +30096,6 @@
                 <w:szCs w:val="16"/>
               </w:rPr>
             </w:pPr>
-            <w:proofErr w:type="spellStart"/>
             <w:r>
               <w:rPr>
                 <w:rFonts w:cstheme="minorHAnsi"/>
@@ -30400,7 +30107,6 @@
               <w:lastRenderedPageBreak/>
               <w:t>Δy</w:t>
             </w:r>
-            <w:proofErr w:type="spellEnd"/>
             <w:r>
               <w:rPr>
                 <w:rFonts w:cstheme="minorHAnsi"/>
@@ -30418,7 +30124,6 @@
                 <w:szCs w:val="16"/>
               </w:rPr>
             </w:pPr>
-            <w:proofErr w:type="spellStart"/>
             <w:r>
               <w:rPr>
                 <w:rFonts w:cstheme="minorHAnsi"/>
@@ -30429,7 +30134,6 @@
               </w:rPr>
               <w:t>Δz</w:t>
             </w:r>
-            <w:proofErr w:type="spellEnd"/>
             <w:r>
               <w:rPr>
                 <w:rFonts w:cstheme="minorHAnsi"/>
@@ -30455,7 +30159,6 @@
               </w:rPr>
               <w:t>(β-</w:t>
             </w:r>
-            <w:proofErr w:type="spellStart"/>
             <w:r>
               <w:rPr>
                 <w:rFonts w:cstheme="minorHAnsi"/>
@@ -30465,7 +30168,6 @@
               </w:rPr>
               <w:t>ZnPc</w:t>
             </w:r>
-            <w:proofErr w:type="spellEnd"/>
             <w:r>
               <w:rPr>
                 <w:rFonts w:cstheme="minorHAnsi"/>
@@ -31460,25 +31162,7 @@
                 <w:sz w:val="16"/>
                 <w:szCs w:val="16"/>
               </w:rPr>
-              <w:t>1 (</w:t>
-            </w:r>
-            <w:proofErr w:type="spellStart"/>
-            <w:r>
-              <w:rPr>
-                <w:rFonts w:cstheme="minorHAnsi"/>
-                <w:sz w:val="16"/>
-                <w:szCs w:val="16"/>
-              </w:rPr>
-              <w:t>ratio</w:t>
-            </w:r>
-            <w:proofErr w:type="spellEnd"/>
-            <w:r>
-              <w:rPr>
-                <w:rFonts w:cstheme="minorHAnsi"/>
-                <w:sz w:val="16"/>
-                <w:szCs w:val="16"/>
-              </w:rPr>
-              <w:t>)</w:t>
+              <w:t>1 (ratio)</w:t>
             </w:r>
           </w:p>
         </w:tc>
@@ -31501,7 +31185,6 @@
                 <w:lang w:val="en-US"/>
               </w:rPr>
             </w:pPr>
-            <w:proofErr w:type="spellStart"/>
             <w:r>
               <w:rPr>
                 <w:rFonts w:cstheme="minorHAnsi"/>
@@ -31512,7 +31195,6 @@
               </w:rPr>
               <w:t>Δx</w:t>
             </w:r>
-            <w:proofErr w:type="spellEnd"/>
             <w:r>
               <w:rPr>
                 <w:rFonts w:cstheme="minorHAnsi"/>
@@ -31532,7 +31214,6 @@
                 <w:lang w:val="en-US"/>
               </w:rPr>
             </w:pPr>
-            <w:proofErr w:type="spellStart"/>
             <w:r>
               <w:rPr>
                 <w:rFonts w:cstheme="minorHAnsi"/>
@@ -31543,7 +31224,6 @@
               </w:rPr>
               <w:t>Δy</w:t>
             </w:r>
-            <w:proofErr w:type="spellEnd"/>
             <w:r>
               <w:rPr>
                 <w:rFonts w:cstheme="minorHAnsi"/>
@@ -31563,7 +31243,6 @@
                 <w:lang w:val="en-US"/>
               </w:rPr>
             </w:pPr>
-            <w:proofErr w:type="spellStart"/>
             <w:r>
               <w:rPr>
                 <w:rFonts w:cstheme="minorHAnsi"/>
@@ -31574,7 +31253,6 @@
               </w:rPr>
               <w:t>Δz</w:t>
             </w:r>
-            <w:proofErr w:type="spellEnd"/>
             <w:r>
               <w:rPr>
                 <w:rFonts w:cstheme="minorHAnsi"/>
@@ -31618,27 +31296,7 @@
                 <w:szCs w:val="16"/>
                 <w:lang w:val="en-US"/>
               </w:rPr>
-              <w:t>-</w:t>
-            </w:r>
-            <w:proofErr w:type="spellStart"/>
-            <w:r>
-              <w:rPr>
-                <w:rFonts w:cstheme="minorHAnsi"/>
-                <w:sz w:val="16"/>
-                <w:szCs w:val="16"/>
-                <w:lang w:val="en-US"/>
-              </w:rPr>
-              <w:t>ZnPc</w:t>
-            </w:r>
-            <w:proofErr w:type="spellEnd"/>
-            <w:r>
-              <w:rPr>
-                <w:rFonts w:cstheme="minorHAnsi"/>
-                <w:sz w:val="16"/>
-                <w:szCs w:val="16"/>
-                <w:lang w:val="en-US"/>
-              </w:rPr>
-              <w:t xml:space="preserve"> stack)</w:t>
+              <w:t>-ZnPc stack)</w:t>
             </w:r>
           </w:p>
         </w:tc>
@@ -32495,25 +32153,7 @@
                 <w:sz w:val="16"/>
                 <w:szCs w:val="16"/>
               </w:rPr>
-              <w:t>1 (</w:t>
-            </w:r>
-            <w:proofErr w:type="spellStart"/>
-            <w:r>
-              <w:rPr>
-                <w:rFonts w:cstheme="minorHAnsi"/>
-                <w:sz w:val="16"/>
-                <w:szCs w:val="16"/>
-              </w:rPr>
-              <w:t>ratio</w:t>
-            </w:r>
-            <w:proofErr w:type="spellEnd"/>
-            <w:r>
-              <w:rPr>
-                <w:rFonts w:cstheme="minorHAnsi"/>
-                <w:sz w:val="16"/>
-                <w:szCs w:val="16"/>
-              </w:rPr>
-              <w:t>)</w:t>
+              <w:t>1 (ratio)</w:t>
             </w:r>
           </w:p>
         </w:tc>
@@ -32536,7 +32176,6 @@
                 <w:lang w:val="en-US"/>
               </w:rPr>
             </w:pPr>
-            <w:proofErr w:type="spellStart"/>
             <w:r>
               <w:rPr>
                 <w:rFonts w:cstheme="minorHAnsi"/>
@@ -32547,7 +32186,6 @@
               </w:rPr>
               <w:t>Δx</w:t>
             </w:r>
-            <w:proofErr w:type="spellEnd"/>
             <w:r>
               <w:rPr>
                 <w:rFonts w:cstheme="minorHAnsi"/>
@@ -32567,7 +32205,6 @@
                 <w:lang w:val="en-US"/>
               </w:rPr>
             </w:pPr>
-            <w:proofErr w:type="spellStart"/>
             <w:r>
               <w:rPr>
                 <w:rFonts w:cstheme="minorHAnsi"/>
@@ -32578,7 +32215,6 @@
               </w:rPr>
               <w:t>Δy</w:t>
             </w:r>
-            <w:proofErr w:type="spellEnd"/>
             <w:r>
               <w:rPr>
                 <w:rFonts w:cstheme="minorHAnsi"/>
@@ -32598,7 +32234,6 @@
                 <w:lang w:val="en-US"/>
               </w:rPr>
             </w:pPr>
-            <w:proofErr w:type="spellStart"/>
             <w:r>
               <w:rPr>
                 <w:rFonts w:cstheme="minorHAnsi"/>
@@ -32609,7 +32244,6 @@
               </w:rPr>
               <w:t>Δz</w:t>
             </w:r>
-            <w:proofErr w:type="spellEnd"/>
             <w:r>
               <w:rPr>
                 <w:rFonts w:cstheme="minorHAnsi"/>
@@ -32653,27 +32287,7 @@
                 <w:szCs w:val="16"/>
                 <w:lang w:val="en-US"/>
               </w:rPr>
-              <w:t>-</w:t>
-            </w:r>
-            <w:proofErr w:type="spellStart"/>
-            <w:r>
-              <w:rPr>
-                <w:rFonts w:cstheme="minorHAnsi"/>
-                <w:sz w:val="16"/>
-                <w:szCs w:val="16"/>
-                <w:lang w:val="en-US"/>
-              </w:rPr>
-              <w:t>ZnPc</w:t>
-            </w:r>
-            <w:proofErr w:type="spellEnd"/>
-            <w:r>
-              <w:rPr>
-                <w:rFonts w:cstheme="minorHAnsi"/>
-                <w:sz w:val="16"/>
-                <w:szCs w:val="16"/>
-                <w:lang w:val="en-US"/>
-              </w:rPr>
-              <w:t xml:space="preserve"> stack)</w:t>
+              <w:t>-ZnPc stack)</w:t>
             </w:r>
           </w:p>
         </w:tc>
@@ -33465,25 +33079,7 @@
                 <w:sz w:val="16"/>
                 <w:szCs w:val="16"/>
               </w:rPr>
-              <w:t>1 (</w:t>
-            </w:r>
-            <w:proofErr w:type="spellStart"/>
-            <w:r>
-              <w:rPr>
-                <w:rFonts w:cstheme="minorHAnsi"/>
-                <w:sz w:val="16"/>
-                <w:szCs w:val="16"/>
-              </w:rPr>
-              <w:t>ratio</w:t>
-            </w:r>
-            <w:proofErr w:type="spellEnd"/>
-            <w:r>
-              <w:rPr>
-                <w:rFonts w:cstheme="minorHAnsi"/>
-                <w:sz w:val="16"/>
-                <w:szCs w:val="16"/>
-              </w:rPr>
-              <w:t>)</w:t>
+              <w:t>1 (ratio)</w:t>
             </w:r>
           </w:p>
         </w:tc>
@@ -33756,7 +33352,6 @@
                 <w:lang w:val="en-US"/>
               </w:rPr>
             </w:pPr>
-            <w:proofErr w:type="spellStart"/>
             <w:r>
               <w:rPr>
                 <w:rFonts w:cstheme="minorHAnsi"/>
@@ -33767,7 +33362,6 @@
               </w:rPr>
               <w:t>Δx</w:t>
             </w:r>
-            <w:proofErr w:type="spellEnd"/>
             <w:r>
               <w:rPr>
                 <w:rFonts w:cstheme="minorHAnsi"/>
@@ -34672,25 +34266,7 @@
                 <w:sz w:val="16"/>
                 <w:szCs w:val="16"/>
               </w:rPr>
-              <w:t>1 (</w:t>
-            </w:r>
-            <w:proofErr w:type="spellStart"/>
-            <w:r>
-              <w:rPr>
-                <w:rFonts w:cstheme="minorHAnsi"/>
-                <w:sz w:val="16"/>
-                <w:szCs w:val="16"/>
-              </w:rPr>
-              <w:t>ratio</w:t>
-            </w:r>
-            <w:proofErr w:type="spellEnd"/>
-            <w:r>
-              <w:rPr>
-                <w:rFonts w:cstheme="minorHAnsi"/>
-                <w:sz w:val="16"/>
-                <w:szCs w:val="16"/>
-              </w:rPr>
-              <w:t>)</w:t>
+              <w:t>1 (ratio)</w:t>
             </w:r>
           </w:p>
         </w:tc>
@@ -34740,7 +34316,6 @@
                 <w:lang w:val="en-US"/>
               </w:rPr>
             </w:pPr>
-            <w:proofErr w:type="spellStart"/>
             <w:r>
               <w:rPr>
                 <w:rFonts w:cstheme="minorHAnsi"/>
@@ -34751,7 +34326,6 @@
               </w:rPr>
               <w:t>Δx</w:t>
             </w:r>
-            <w:proofErr w:type="spellEnd"/>
             <w:r>
               <w:rPr>
                 <w:rFonts w:cstheme="minorHAnsi"/>
@@ -34771,7 +34345,6 @@
                 <w:lang w:val="en-US"/>
               </w:rPr>
             </w:pPr>
-            <w:proofErr w:type="spellStart"/>
             <w:r>
               <w:rPr>
                 <w:rFonts w:cstheme="minorHAnsi"/>
@@ -34782,7 +34355,6 @@
               </w:rPr>
               <w:t>Δy</w:t>
             </w:r>
-            <w:proofErr w:type="spellEnd"/>
             <w:r>
               <w:rPr>
                 <w:rFonts w:cstheme="minorHAnsi"/>
@@ -34802,7 +34374,6 @@
                 <w:lang w:val="en-US"/>
               </w:rPr>
             </w:pPr>
-            <w:proofErr w:type="spellStart"/>
             <w:r>
               <w:rPr>
                 <w:rFonts w:cstheme="minorHAnsi"/>
@@ -34813,7 +34384,6 @@
               </w:rPr>
               <w:t>Δz</w:t>
             </w:r>
-            <w:proofErr w:type="spellEnd"/>
             <w:r>
               <w:rPr>
                 <w:rFonts w:cstheme="minorHAnsi"/>
@@ -35608,25 +35178,7 @@
                 <w:sz w:val="16"/>
                 <w:szCs w:val="16"/>
               </w:rPr>
-              <w:t>1 (</w:t>
-            </w:r>
-            <w:proofErr w:type="spellStart"/>
-            <w:r>
-              <w:rPr>
-                <w:rFonts w:cstheme="minorHAnsi"/>
-                <w:sz w:val="16"/>
-                <w:szCs w:val="16"/>
-              </w:rPr>
-              <w:t>ratio</w:t>
-            </w:r>
-            <w:proofErr w:type="spellEnd"/>
-            <w:r>
-              <w:rPr>
-                <w:rFonts w:cstheme="minorHAnsi"/>
-                <w:sz w:val="16"/>
-                <w:szCs w:val="16"/>
-              </w:rPr>
-              <w:t>)</w:t>
+              <w:t>1 (ratio)</w:t>
             </w:r>
           </w:p>
         </w:tc>
@@ -35676,7 +35228,6 @@
                 <w:lang w:val="en-US"/>
               </w:rPr>
             </w:pPr>
-            <w:proofErr w:type="spellStart"/>
             <w:r>
               <w:rPr>
                 <w:rFonts w:cstheme="minorHAnsi"/>
@@ -35687,7 +35238,6 @@
               </w:rPr>
               <w:t>Δx</w:t>
             </w:r>
-            <w:proofErr w:type="spellEnd"/>
             <w:r>
               <w:rPr>
                 <w:rFonts w:cstheme="minorHAnsi"/>
@@ -36553,25 +36103,7 @@
                 <w:sz w:val="16"/>
                 <w:szCs w:val="16"/>
               </w:rPr>
-              <w:t>1 (</w:t>
-            </w:r>
-            <w:proofErr w:type="spellStart"/>
-            <w:r>
-              <w:rPr>
-                <w:rFonts w:cstheme="minorHAnsi"/>
-                <w:sz w:val="16"/>
-                <w:szCs w:val="16"/>
-              </w:rPr>
-              <w:t>ratio</w:t>
-            </w:r>
-            <w:proofErr w:type="spellEnd"/>
-            <w:r>
-              <w:rPr>
-                <w:rFonts w:cstheme="minorHAnsi"/>
-                <w:sz w:val="16"/>
-                <w:szCs w:val="16"/>
-              </w:rPr>
-              <w:t>)</w:t>
+              <w:t>1 (ratio)</w:t>
             </w:r>
           </w:p>
         </w:tc>
@@ -36621,7 +36153,6 @@
                 <w:lang w:val="en-US"/>
               </w:rPr>
             </w:pPr>
-            <w:proofErr w:type="spellStart"/>
             <w:r>
               <w:rPr>
                 <w:rFonts w:cstheme="minorHAnsi"/>
@@ -36632,7 +36163,6 @@
               </w:rPr>
               <w:t>Δx</w:t>
             </w:r>
-            <w:proofErr w:type="spellEnd"/>
             <w:r>
               <w:rPr>
                 <w:rFonts w:cstheme="minorHAnsi"/>
@@ -36652,7 +36182,6 @@
                 <w:lang w:val="en-US"/>
               </w:rPr>
             </w:pPr>
-            <w:proofErr w:type="spellStart"/>
             <w:r>
               <w:rPr>
                 <w:rFonts w:cstheme="minorHAnsi"/>
@@ -36663,7 +36192,6 @@
               </w:rPr>
               <w:t>Δy</w:t>
             </w:r>
-            <w:proofErr w:type="spellEnd"/>
             <w:r>
               <w:rPr>
                 <w:rFonts w:cstheme="minorHAnsi"/>
@@ -36683,7 +36211,6 @@
                 <w:lang w:val="en-US"/>
               </w:rPr>
             </w:pPr>
-            <w:proofErr w:type="spellStart"/>
             <w:r>
               <w:rPr>
                 <w:rFonts w:cstheme="minorHAnsi"/>
@@ -36694,7 +36221,6 @@
               </w:rPr>
               <w:t>Δz</w:t>
             </w:r>
-            <w:proofErr w:type="spellEnd"/>
             <w:r>
               <w:rPr>
                 <w:rFonts w:cstheme="minorHAnsi"/>
@@ -37503,25 +37029,7 @@
                 <w:sz w:val="16"/>
                 <w:szCs w:val="16"/>
               </w:rPr>
-              <w:t>1 (</w:t>
-            </w:r>
-            <w:proofErr w:type="spellStart"/>
-            <w:r>
-              <w:rPr>
-                <w:rFonts w:cstheme="minorHAnsi"/>
-                <w:sz w:val="16"/>
-                <w:szCs w:val="16"/>
-              </w:rPr>
-              <w:t>ratio</w:t>
-            </w:r>
-            <w:proofErr w:type="spellEnd"/>
-            <w:r>
-              <w:rPr>
-                <w:rFonts w:cstheme="minorHAnsi"/>
-                <w:sz w:val="16"/>
-                <w:szCs w:val="16"/>
-              </w:rPr>
-              <w:t>)</w:t>
+              <w:t>1 (ratio)</w:t>
             </w:r>
           </w:p>
         </w:tc>
@@ -48528,8 +48036,6 @@
         </w:rPr>
         <w:t xml:space="preserve">  H       2.851589     -2.363876     -5.306292</w:t>
       </w:r>
-      <w:bookmarkStart w:id="0" w:name="_GoBack"/>
-      <w:bookmarkEnd w:id="0"/>
     </w:p>
     <w:sectPr>
       <w:pgSz w:w="12240" w:h="15840"/>

--- a/supplementary7.docx
+++ b/supplementary7.docx
@@ -159,7 +159,7 @@
           <v:shape id="_x0000_i1025" type="#_x0000_t75" style="width:297.3pt;height:361.75pt" o:ole="">
             <v:imagedata r:id="rId5" o:title="" croptop="5243f" cropbottom="4588f" cropleft="3277f" cropright="4916f"/>
           </v:shape>
-          <o:OLEObject Type="Embed" ProgID="Origin50.Graph" ShapeID="_x0000_i1025" DrawAspect="Content" ObjectID="_1843595453" r:id="rId6"/>
+          <o:OLEObject Type="Embed" ProgID="Origin50.Graph" ShapeID="_x0000_i1025" DrawAspect="Content" ObjectID="_1843598586" r:id="rId6"/>
         </w:object>
       </w:r>
     </w:p>
@@ -255,7 +255,7 @@
           <v:shape id="_x0000_i1026" type="#_x0000_t75" style="width:298.6pt;height:362.65pt" o:ole="">
             <v:imagedata r:id="rId7" o:title="" croptop="5242f" cropbottom="4587f" cropleft="3277f" cropright="4916f"/>
           </v:shape>
-          <o:OLEObject Type="Embed" ProgID="Origin50.Graph" ShapeID="_x0000_i1026" DrawAspect="Content" ObjectID="_1843595454" r:id="rId8"/>
+          <o:OLEObject Type="Embed" ProgID="Origin50.Graph" ShapeID="_x0000_i1026" DrawAspect="Content" ObjectID="_1843598587" r:id="rId8"/>
         </w:object>
       </w:r>
     </w:p>
@@ -22673,8 +22673,6 @@
       <w:r>
         <w:t>4</w:t>
       </w:r>
-      <w:bookmarkStart w:id="0" w:name="_GoBack"/>
-      <w:bookmarkEnd w:id="0"/>
       <w:r>
         <w:t>A</w:t>
       </w:r>
@@ -22742,7 +22740,13 @@
         <w:t xml:space="preserve"> is shown</w:t>
       </w:r>
       <w:r>
-        <w:t xml:space="preserve"> in Fig. 2, monomer arrangement in Fig. 4A of the main text)</w:t>
+        <w:t xml:space="preserve"> in Fig. </w:t>
+      </w:r>
+      <w:r>
+        <w:t>5</w:t>
+      </w:r>
+      <w:r>
+        <w:t>, monomer arrangement in Fig. 4A of the main text)</w:t>
       </w:r>
     </w:p>
     <w:tbl>
@@ -26145,7 +26149,15 @@
         <w:t xml:space="preserve"> </w:t>
       </w:r>
       <w:r>
-        <w:t>(MO description is shown in Fig. 2, monomer arrangement in Fig. 4B of the main text)</w:t>
+        <w:t xml:space="preserve">(MO description is shown in Fig. </w:t>
+      </w:r>
+      <w:r>
+        <w:t>5</w:t>
+      </w:r>
+      <w:bookmarkStart w:id="0" w:name="_GoBack"/>
+      <w:bookmarkEnd w:id="0"/>
+      <w:r>
+        <w:t>, monomer arrangement in Fig. 4B of the main text)</w:t>
       </w:r>
     </w:p>
     <w:tbl>
@@ -29493,7 +29505,7 @@
           <v:shape id="_x0000_i1027" type="#_x0000_t75" style="width:280.5pt;height:217.35pt" o:ole="">
             <v:imagedata r:id="rId9" o:title="" croptop="3903f" cropbottom="2342f" cropleft="5516f" cropright="5516f"/>
           </v:shape>
-          <o:OLEObject Type="Embed" ProgID="Origin50.Graph" ShapeID="_x0000_i1027" DrawAspect="Content" ObjectID="_1843595455" r:id="rId10"/>
+          <o:OLEObject Type="Embed" ProgID="Origin50.Graph" ShapeID="_x0000_i1027" DrawAspect="Content" ObjectID="_1843598588" r:id="rId10"/>
         </w:object>
       </w:r>
     </w:p>
@@ -29523,7 +29535,7 @@
           <v:shape id="_x0000_i1028" type="#_x0000_t75" style="width:273.85pt;height:198.35pt" o:ole="">
             <v:imagedata r:id="rId11" o:title="" croptop="4100f" cropbottom="4100f" cropleft="5712f" cropright="5712f"/>
           </v:shape>
-          <o:OLEObject Type="Embed" ProgID="Origin50.Graph" ShapeID="_x0000_i1028" DrawAspect="Content" ObjectID="_1843595456" r:id="rId12"/>
+          <o:OLEObject Type="Embed" ProgID="Origin50.Graph" ShapeID="_x0000_i1028" DrawAspect="Content" ObjectID="_1843598589" r:id="rId12"/>
         </w:object>
       </w:r>
     </w:p>

--- a/supplementary7.docx
+++ b/supplementary7.docx
@@ -7,7 +7,23 @@
         <w:pStyle w:val="RSCH01PaperTitle"/>
       </w:pPr>
       <w:r>
-        <w:t>Excitonic coupling of electronic transitions in oligomeric phthalocyanine zinc(II) complexes</w:t>
+        <w:t xml:space="preserve">Excitonic coupling of electronic transitions in </w:t>
+      </w:r>
+      <w:proofErr w:type="spellStart"/>
+      <w:r>
+        <w:t>oligomeric</w:t>
+      </w:r>
+      <w:proofErr w:type="spellEnd"/>
+      <w:r>
+        <w:t xml:space="preserve"> phthalocyanine </w:t>
+      </w:r>
+      <w:proofErr w:type="gramStart"/>
+      <w:r>
+        <w:t>zinc(</w:t>
+      </w:r>
+      <w:proofErr w:type="gramEnd"/>
+      <w:r>
+        <w:t>II) complexes</w:t>
       </w:r>
       <w:r>
         <w:t xml:space="preserve"> </w:t>
@@ -110,7 +126,23 @@
         <w:pStyle w:val="RSCF01FootnoteAuthorAddress"/>
       </w:pPr>
       <w:r>
-        <w:t>G.A. Razuvaev Institute of Organometallic Chemistry of RAS, Tropinin str. 49, 603950 Nizhniy Novgorod, Russia</w:t>
+        <w:t xml:space="preserve">G.A. </w:t>
+      </w:r>
+      <w:proofErr w:type="spellStart"/>
+      <w:r>
+        <w:t>Razuvaev</w:t>
+      </w:r>
+      <w:proofErr w:type="spellEnd"/>
+      <w:r>
+        <w:t xml:space="preserve"> Institute of Organometallic Chemistry of RAS, </w:t>
+      </w:r>
+      <w:proofErr w:type="spellStart"/>
+      <w:r>
+        <w:t>Tropinin</w:t>
+      </w:r>
+      <w:proofErr w:type="spellEnd"/>
+      <w:r>
+        <w:t xml:space="preserve"> str. 49, 603950 Nizhniy Novgorod, Russia</w:t>
       </w:r>
       <w:r>
         <w:t>.</w:t>
@@ -120,8 +152,53 @@
       <w:pPr>
         <w:pStyle w:val="RSCF01FootnoteAuthorAddress"/>
       </w:pPr>
-      <w:r>
-        <w:t>Universität Bremen, Institut für Angewandte und Physikalische Chemie, P.O. Box 330440, 28334 Bremen, Germany</w:t>
+      <w:proofErr w:type="spellStart"/>
+      <w:r>
+        <w:t>Universität</w:t>
+      </w:r>
+      <w:proofErr w:type="spellEnd"/>
+      <w:r>
+        <w:t xml:space="preserve"> Bremen, </w:t>
+      </w:r>
+      <w:proofErr w:type="spellStart"/>
+      <w:r>
+        <w:t>Institut</w:t>
+      </w:r>
+      <w:proofErr w:type="spellEnd"/>
+      <w:r>
+        <w:t xml:space="preserve"> </w:t>
+      </w:r>
+      <w:proofErr w:type="spellStart"/>
+      <w:r>
+        <w:t>für</w:t>
+      </w:r>
+      <w:proofErr w:type="spellEnd"/>
+      <w:r>
+        <w:t xml:space="preserve"> </w:t>
+      </w:r>
+      <w:proofErr w:type="spellStart"/>
+      <w:r>
+        <w:t>Angewandte</w:t>
+      </w:r>
+      <w:proofErr w:type="spellEnd"/>
+      <w:r>
+        <w:t xml:space="preserve"> und </w:t>
+      </w:r>
+      <w:proofErr w:type="spellStart"/>
+      <w:r>
+        <w:t>Physikalische</w:t>
+      </w:r>
+      <w:proofErr w:type="spellEnd"/>
+      <w:r>
+        <w:t xml:space="preserve"> </w:t>
+      </w:r>
+      <w:proofErr w:type="spellStart"/>
+      <w:r>
+        <w:t>Chemie</w:t>
+      </w:r>
+      <w:proofErr w:type="spellEnd"/>
+      <w:r>
+        <w:t>, P.O. Box 330440, 28334 Bremen, Germany</w:t>
       </w:r>
       <w:r>
         <w:t>.</w:t>
@@ -156,10 +233,10 @@
             <v:path o:extrusionok="f" gradientshapeok="t" o:connecttype="rect"/>
             <o:lock v:ext="edit" aspectratio="t"/>
           </v:shapetype>
-          <v:shape id="_x0000_i1025" type="#_x0000_t75" style="width:297.3pt;height:361.75pt" o:ole="">
+          <v:shape id="_x0000_i1025" type="#_x0000_t75" style="width:297.2pt;height:361.6pt" o:ole="">
             <v:imagedata r:id="rId5" o:title="" croptop="5243f" cropbottom="4588f" cropleft="3277f" cropright="4916f"/>
           </v:shape>
-          <o:OLEObject Type="Embed" ProgID="Origin50.Graph" ShapeID="_x0000_i1025" DrawAspect="Content" ObjectID="_1843598586" r:id="rId6"/>
+          <o:OLEObject Type="Embed" ProgID="Origin50.Graph" ShapeID="_x0000_i1025" DrawAspect="Content" ObjectID="_1843740145" r:id="rId6"/>
         </w:object>
       </w:r>
     </w:p>
@@ -211,7 +288,19 @@
         <w:rPr>
           <w:rStyle w:val="RSCB01ARTAbstractChar"/>
         </w:rPr>
-        <w:t xml:space="preserve">) of two Pc molecules (arrangement in Fig. 4B of the main text). Forbidden transitions are shown by dashed lines. Horizontal line represents the Q-band energy of ZnPc, vertical line corresponds to zero-splitting angle of </w:t>
+        <w:t>) of two Pc molecules (arrangement</w:t>
+      </w:r>
+      <w:r>
+        <w:rPr>
+          <w:rStyle w:val="RSCB01ARTAbstractChar"/>
+        </w:rPr>
+        <w:t xml:space="preserve"> in Fig. 3</w:t>
+      </w:r>
+      <w:r>
+        <w:rPr>
+          <w:rStyle w:val="RSCB01ARTAbstractChar"/>
+        </w:rPr>
+        <w:t xml:space="preserve">B of the main text). Forbidden transitions are shown by dashed lines. Horizontal line represents the Q-band energy of ZnPc, vertical line corresponds to zero-splitting angle of </w:t>
       </w:r>
       <w:r>
         <w:rPr>
@@ -252,10 +341,10 @@
       </w:pPr>
       <w:r>
         <w:object w:dxaOrig="4535" w:dyaOrig="5669">
-          <v:shape id="_x0000_i1026" type="#_x0000_t75" style="width:298.6pt;height:362.65pt" o:ole="">
+          <v:shape id="_x0000_i1026" type="#_x0000_t75" style="width:298.8pt;height:362.4pt" o:ole="">
             <v:imagedata r:id="rId7" o:title="" croptop="5242f" cropbottom="4587f" cropleft="3277f" cropright="4916f"/>
           </v:shape>
-          <o:OLEObject Type="Embed" ProgID="Origin50.Graph" ShapeID="_x0000_i1026" DrawAspect="Content" ObjectID="_1843598587" r:id="rId8"/>
+          <o:OLEObject Type="Embed" ProgID="Origin50.Graph" ShapeID="_x0000_i1026" DrawAspect="Content" ObjectID="_1843740146" r:id="rId8"/>
         </w:object>
       </w:r>
     </w:p>
@@ -297,7 +386,7 @@
         <w:t xml:space="preserve"> Pc m</w:t>
       </w:r>
       <w:r>
-        <w:t>olecules (arrangement in Fig. 4</w:t>
+        <w:t>olecules (arrangement in Fig. 3</w:t>
       </w:r>
       <w:r>
         <w:t>A of the main text</w:t>
@@ -357,7 +446,13 @@
         <w:t>Δx</w:t>
       </w:r>
       <w:r>
-        <w:t>) of two Pc molecules (arrangement in Fig. 4A of the main text</w:t>
+        <w:t xml:space="preserve">) of two Pc molecules (arrangement in Fig. </w:t>
+      </w:r>
+      <w:r>
+        <w:t>3</w:t>
+      </w:r>
+      <w:r>
+        <w:t>A of the main text</w:t>
       </w:r>
       <w:r>
         <w:t>)</w:t>
@@ -406,6 +501,7 @@
                 <w:szCs w:val="16"/>
               </w:rPr>
             </w:pPr>
+            <w:proofErr w:type="spellStart"/>
             <w:r>
               <w:rPr>
                 <w:rFonts w:cstheme="minorHAnsi"/>
@@ -413,7 +509,17 @@
                 <w:sz w:val="16"/>
                 <w:szCs w:val="16"/>
               </w:rPr>
-              <w:t>Shift, Å</w:t>
+              <w:t>Shift</w:t>
+            </w:r>
+            <w:proofErr w:type="spellEnd"/>
+            <w:r>
+              <w:rPr>
+                <w:rFonts w:cstheme="minorHAnsi"/>
+                <w:b/>
+                <w:sz w:val="16"/>
+                <w:szCs w:val="16"/>
+              </w:rPr>
+              <w:t>, Å</w:t>
             </w:r>
           </w:p>
         </w:tc>
@@ -472,6 +578,7 @@
                 <w:szCs w:val="16"/>
               </w:rPr>
             </w:pPr>
+            <w:proofErr w:type="spellStart"/>
             <w:r>
               <w:rPr>
                 <w:rFonts w:cstheme="minorHAnsi"/>
@@ -482,6 +589,7 @@
               </w:rPr>
               <w:t>Δz</w:t>
             </w:r>
+            <w:proofErr w:type="spellEnd"/>
           </w:p>
         </w:tc>
         <w:tc>
@@ -505,6 +613,7 @@
                 <w:szCs w:val="16"/>
               </w:rPr>
             </w:pPr>
+            <w:proofErr w:type="spellStart"/>
             <w:r>
               <w:rPr>
                 <w:rFonts w:cstheme="minorHAnsi"/>
@@ -515,6 +624,7 @@
               </w:rPr>
               <w:t>Δx</w:t>
             </w:r>
+            <w:proofErr w:type="spellEnd"/>
           </w:p>
         </w:tc>
         <w:tc>
@@ -9792,7 +9902,13 @@
         <w:t>Δx</w:t>
       </w:r>
       <w:r>
-        <w:t>) of two Pc molecules (arrangement in Fig. 4B of the main text</w:t>
+        <w:t xml:space="preserve">) of two Pc </w:t>
+      </w:r>
+      <w:r>
+        <w:t>molecules (arrangement in Fig. 3</w:t>
+      </w:r>
+      <w:r>
+        <w:t>B of the main text</w:t>
       </w:r>
       <w:r>
         <w:t>)</w:t>
@@ -9840,6 +9956,7 @@
                 <w:szCs w:val="16"/>
               </w:rPr>
             </w:pPr>
+            <w:proofErr w:type="spellStart"/>
             <w:r>
               <w:rPr>
                 <w:rFonts w:cstheme="minorHAnsi"/>
@@ -9847,7 +9964,17 @@
                 <w:sz w:val="16"/>
                 <w:szCs w:val="16"/>
               </w:rPr>
-              <w:t>Shift, Å</w:t>
+              <w:t>Shift</w:t>
+            </w:r>
+            <w:proofErr w:type="spellEnd"/>
+            <w:r>
+              <w:rPr>
+                <w:rFonts w:cstheme="minorHAnsi"/>
+                <w:b/>
+                <w:sz w:val="16"/>
+                <w:szCs w:val="16"/>
+              </w:rPr>
+              <w:t>, Å</w:t>
             </w:r>
           </w:p>
         </w:tc>
@@ -9904,6 +10031,7 @@
                 <w:szCs w:val="16"/>
               </w:rPr>
             </w:pPr>
+            <w:proofErr w:type="spellStart"/>
             <w:r>
               <w:rPr>
                 <w:rFonts w:cstheme="minorHAnsi"/>
@@ -9914,6 +10042,7 @@
               </w:rPr>
               <w:t>Δz</w:t>
             </w:r>
+            <w:proofErr w:type="spellEnd"/>
           </w:p>
         </w:tc>
         <w:tc>
@@ -9935,6 +10064,7 @@
                 <w:szCs w:val="16"/>
               </w:rPr>
             </w:pPr>
+            <w:proofErr w:type="spellStart"/>
             <w:r>
               <w:rPr>
                 <w:rFonts w:cstheme="minorHAnsi"/>
@@ -9945,6 +10075,7 @@
               </w:rPr>
               <w:t>Δx</w:t>
             </w:r>
+            <w:proofErr w:type="spellEnd"/>
           </w:p>
         </w:tc>
         <w:tc>
@@ -18320,6 +18451,7 @@
                 <w:lang w:val="en-US"/>
               </w:rPr>
             </w:pPr>
+            <w:proofErr w:type="spellStart"/>
             <w:r>
               <w:rPr>
                 <w:rFonts w:cstheme="minorHAnsi"/>
@@ -18330,6 +18462,7 @@
               </w:rPr>
               <w:t>Δz</w:t>
             </w:r>
+            <w:proofErr w:type="spellEnd"/>
             <w:r>
               <w:rPr>
                 <w:rFonts w:cstheme="minorHAnsi"/>
@@ -18358,6 +18491,7 @@
                 <w:szCs w:val="16"/>
               </w:rPr>
             </w:pPr>
+            <w:proofErr w:type="spellStart"/>
             <w:r>
               <w:rPr>
                 <w:b/>
@@ -18366,6 +18500,7 @@
               </w:rPr>
               <w:t>Transition</w:t>
             </w:r>
+            <w:proofErr w:type="spellEnd"/>
           </w:p>
         </w:tc>
         <w:tc>
@@ -18385,13 +18520,23 @@
                 <w:szCs w:val="16"/>
               </w:rPr>
             </w:pPr>
+            <w:proofErr w:type="spellStart"/>
             <w:r>
               <w:rPr>
                 <w:b/>
                 <w:sz w:val="16"/>
                 <w:szCs w:val="16"/>
               </w:rPr>
-              <w:t>Occupied MO</w:t>
+              <w:t>Occupied</w:t>
+            </w:r>
+            <w:proofErr w:type="spellEnd"/>
+            <w:r>
+              <w:rPr>
+                <w:b/>
+                <w:sz w:val="16"/>
+                <w:szCs w:val="16"/>
+              </w:rPr>
+              <w:t xml:space="preserve"> MO</w:t>
             </w:r>
           </w:p>
         </w:tc>
@@ -18413,13 +18558,23 @@
                 <w:lang w:val="en-US"/>
               </w:rPr>
             </w:pPr>
+            <w:proofErr w:type="spellStart"/>
             <w:r>
               <w:rPr>
                 <w:b/>
                 <w:sz w:val="16"/>
                 <w:szCs w:val="16"/>
               </w:rPr>
-              <w:t>Virtual MO</w:t>
+              <w:t>Virtual</w:t>
+            </w:r>
+            <w:proofErr w:type="spellEnd"/>
+            <w:r>
+              <w:rPr>
+                <w:b/>
+                <w:sz w:val="16"/>
+                <w:szCs w:val="16"/>
+              </w:rPr>
+              <w:t xml:space="preserve"> MO</w:t>
             </w:r>
           </w:p>
         </w:tc>
@@ -18439,6 +18594,7 @@
                 <w:szCs w:val="16"/>
               </w:rPr>
             </w:pPr>
+            <w:proofErr w:type="spellStart"/>
             <w:r>
               <w:rPr>
                 <w:b/>
@@ -18447,6 +18603,7 @@
               </w:rPr>
               <w:t>Contribution</w:t>
             </w:r>
+            <w:proofErr w:type="spellEnd"/>
           </w:p>
         </w:tc>
       </w:tr>
@@ -18485,6 +18642,7 @@
                 <w:szCs w:val="16"/>
               </w:rPr>
             </w:pPr>
+            <w:proofErr w:type="spellStart"/>
             <w:r>
               <w:rPr>
                 <w:sz w:val="16"/>
@@ -18492,6 +18650,7 @@
               </w:rPr>
               <w:t>Symmetry</w:t>
             </w:r>
+            <w:proofErr w:type="spellEnd"/>
           </w:p>
         </w:tc>
         <w:tc>
@@ -18510,13 +18669,31 @@
                 <w:szCs w:val="16"/>
               </w:rPr>
             </w:pPr>
-            <w:r>
-              <w:rPr>
-                <w:sz w:val="16"/>
-                <w:szCs w:val="16"/>
-              </w:rPr>
-              <w:t>Energy, eV</w:t>
-            </w:r>
+            <w:proofErr w:type="spellStart"/>
+            <w:r>
+              <w:rPr>
+                <w:sz w:val="16"/>
+                <w:szCs w:val="16"/>
+              </w:rPr>
+              <w:t>Energy</w:t>
+            </w:r>
+            <w:proofErr w:type="spellEnd"/>
+            <w:r>
+              <w:rPr>
+                <w:sz w:val="16"/>
+                <w:szCs w:val="16"/>
+              </w:rPr>
+              <w:t xml:space="preserve">, </w:t>
+            </w:r>
+            <w:proofErr w:type="spellStart"/>
+            <w:r>
+              <w:rPr>
+                <w:sz w:val="16"/>
+                <w:szCs w:val="16"/>
+              </w:rPr>
+              <w:t>eV</w:t>
+            </w:r>
+            <w:proofErr w:type="spellEnd"/>
           </w:p>
         </w:tc>
         <w:tc>
@@ -18535,6 +18712,7 @@
                 <w:szCs w:val="16"/>
               </w:rPr>
             </w:pPr>
+            <w:proofErr w:type="spellStart"/>
             <w:r>
               <w:rPr>
                 <w:sz w:val="16"/>
@@ -18542,6 +18720,7 @@
               </w:rPr>
               <w:t>Symmetry</w:t>
             </w:r>
+            <w:proofErr w:type="spellEnd"/>
           </w:p>
         </w:tc>
         <w:tc>
@@ -18560,13 +18739,31 @@
                 <w:szCs w:val="16"/>
               </w:rPr>
             </w:pPr>
-            <w:r>
-              <w:rPr>
-                <w:sz w:val="16"/>
-                <w:szCs w:val="16"/>
-              </w:rPr>
-              <w:t>Energy, eV</w:t>
-            </w:r>
+            <w:proofErr w:type="spellStart"/>
+            <w:r>
+              <w:rPr>
+                <w:sz w:val="16"/>
+                <w:szCs w:val="16"/>
+              </w:rPr>
+              <w:t>Energy</w:t>
+            </w:r>
+            <w:proofErr w:type="spellEnd"/>
+            <w:r>
+              <w:rPr>
+                <w:sz w:val="16"/>
+                <w:szCs w:val="16"/>
+              </w:rPr>
+              <w:t xml:space="preserve">, </w:t>
+            </w:r>
+            <w:proofErr w:type="spellStart"/>
+            <w:r>
+              <w:rPr>
+                <w:sz w:val="16"/>
+                <w:szCs w:val="16"/>
+              </w:rPr>
+              <w:t>eV</w:t>
+            </w:r>
+            <w:proofErr w:type="spellEnd"/>
           </w:p>
         </w:tc>
         <w:tc>
@@ -18585,6 +18782,7 @@
                 <w:szCs w:val="16"/>
               </w:rPr>
             </w:pPr>
+            <w:proofErr w:type="spellStart"/>
             <w:r>
               <w:rPr>
                 <w:sz w:val="16"/>
@@ -18592,6 +18790,7 @@
               </w:rPr>
               <w:t>Symmetry</w:t>
             </w:r>
+            <w:proofErr w:type="spellEnd"/>
           </w:p>
         </w:tc>
         <w:tc>
@@ -18610,13 +18809,31 @@
                 <w:szCs w:val="16"/>
               </w:rPr>
             </w:pPr>
-            <w:r>
-              <w:rPr>
-                <w:sz w:val="16"/>
-                <w:szCs w:val="16"/>
-              </w:rPr>
-              <w:t>Energy, eV</w:t>
-            </w:r>
+            <w:proofErr w:type="spellStart"/>
+            <w:r>
+              <w:rPr>
+                <w:sz w:val="16"/>
+                <w:szCs w:val="16"/>
+              </w:rPr>
+              <w:t>Energy</w:t>
+            </w:r>
+            <w:proofErr w:type="spellEnd"/>
+            <w:r>
+              <w:rPr>
+                <w:sz w:val="16"/>
+                <w:szCs w:val="16"/>
+              </w:rPr>
+              <w:t xml:space="preserve">, </w:t>
+            </w:r>
+            <w:proofErr w:type="spellStart"/>
+            <w:r>
+              <w:rPr>
+                <w:sz w:val="16"/>
+                <w:szCs w:val="16"/>
+              </w:rPr>
+              <w:t>eV</w:t>
+            </w:r>
+            <w:proofErr w:type="spellEnd"/>
           </w:p>
         </w:tc>
         <w:tc>
@@ -18809,6 +19026,7 @@
                 <w:szCs w:val="16"/>
               </w:rPr>
             </w:pPr>
+            <w:proofErr w:type="spellStart"/>
             <w:r>
               <w:rPr>
                 <w:i/>
@@ -18826,6 +19044,7 @@
               </w:rPr>
               <w:t>g</w:t>
             </w:r>
+            <w:proofErr w:type="spellEnd"/>
           </w:p>
         </w:tc>
         <w:tc>
@@ -19045,6 +19264,7 @@
                 <w:szCs w:val="16"/>
               </w:rPr>
             </w:pPr>
+            <w:proofErr w:type="spellStart"/>
             <w:r>
               <w:rPr>
                 <w:i/>
@@ -19062,6 +19282,7 @@
               </w:rPr>
               <w:t>u</w:t>
             </w:r>
+            <w:proofErr w:type="spellEnd"/>
           </w:p>
         </w:tc>
         <w:tc>
@@ -19356,6 +19577,7 @@
                 <w:lang w:val="en-US"/>
               </w:rPr>
             </w:pPr>
+            <w:proofErr w:type="spellStart"/>
             <w:r>
               <w:rPr>
                 <w:i/>
@@ -19375,6 +19597,7 @@
               </w:rPr>
               <w:t>u</w:t>
             </w:r>
+            <w:proofErr w:type="spellEnd"/>
           </w:p>
         </w:tc>
         <w:tc>
@@ -19609,6 +19832,7 @@
                 <w:lang w:val="en-US"/>
               </w:rPr>
             </w:pPr>
+            <w:proofErr w:type="spellStart"/>
             <w:r>
               <w:rPr>
                 <w:i/>
@@ -19628,6 +19852,7 @@
               </w:rPr>
               <w:t>g</w:t>
             </w:r>
+            <w:proofErr w:type="spellEnd"/>
           </w:p>
         </w:tc>
         <w:tc>
@@ -19901,6 +20126,7 @@
                 <w:lang w:val="en-US"/>
               </w:rPr>
             </w:pPr>
+            <w:proofErr w:type="spellStart"/>
             <w:r>
               <w:rPr>
                 <w:i/>
@@ -19920,6 +20146,7 @@
               </w:rPr>
               <w:t>g</w:t>
             </w:r>
+            <w:proofErr w:type="spellEnd"/>
           </w:p>
         </w:tc>
         <w:tc>
@@ -20146,6 +20373,7 @@
                 <w:lang w:val="en-US"/>
               </w:rPr>
             </w:pPr>
+            <w:proofErr w:type="spellStart"/>
             <w:r>
               <w:rPr>
                 <w:i/>
@@ -20165,6 +20393,7 @@
               </w:rPr>
               <w:t>u</w:t>
             </w:r>
+            <w:proofErr w:type="spellEnd"/>
           </w:p>
         </w:tc>
         <w:tc>
@@ -20432,6 +20661,7 @@
                 <w:szCs w:val="16"/>
               </w:rPr>
             </w:pPr>
+            <w:proofErr w:type="spellStart"/>
             <w:r>
               <w:rPr>
                 <w:i/>
@@ -20449,6 +20679,7 @@
               </w:rPr>
               <w:t>u</w:t>
             </w:r>
+            <w:proofErr w:type="spellEnd"/>
           </w:p>
         </w:tc>
         <w:tc>
@@ -20666,6 +20897,7 @@
                 <w:szCs w:val="16"/>
               </w:rPr>
             </w:pPr>
+            <w:proofErr w:type="spellStart"/>
             <w:r>
               <w:rPr>
                 <w:i/>
@@ -20683,6 +20915,7 @@
               </w:rPr>
               <w:t>g</w:t>
             </w:r>
+            <w:proofErr w:type="spellEnd"/>
           </w:p>
         </w:tc>
         <w:tc>
@@ -20918,6 +21151,7 @@
                 <w:szCs w:val="16"/>
               </w:rPr>
             </w:pPr>
+            <w:proofErr w:type="spellStart"/>
             <w:r>
               <w:rPr>
                 <w:i/>
@@ -20935,6 +21169,7 @@
               </w:rPr>
               <w:t>g</w:t>
             </w:r>
+            <w:proofErr w:type="spellEnd"/>
           </w:p>
         </w:tc>
         <w:tc>
@@ -21147,6 +21382,7 @@
                 <w:szCs w:val="16"/>
               </w:rPr>
             </w:pPr>
+            <w:proofErr w:type="spellStart"/>
             <w:r>
               <w:rPr>
                 <w:i/>
@@ -21164,6 +21400,7 @@
               </w:rPr>
               <w:t>u</w:t>
             </w:r>
+            <w:proofErr w:type="spellEnd"/>
           </w:p>
         </w:tc>
         <w:tc>
@@ -21409,6 +21646,7 @@
                 <w:szCs w:val="16"/>
               </w:rPr>
             </w:pPr>
+            <w:proofErr w:type="spellStart"/>
             <w:r>
               <w:rPr>
                 <w:i/>
@@ -21426,6 +21664,7 @@
               </w:rPr>
               <w:t>u</w:t>
             </w:r>
+            <w:proofErr w:type="spellEnd"/>
           </w:p>
         </w:tc>
         <w:tc>
@@ -21623,6 +21862,7 @@
                 <w:szCs w:val="16"/>
               </w:rPr>
             </w:pPr>
+            <w:proofErr w:type="spellStart"/>
             <w:r>
               <w:rPr>
                 <w:i/>
@@ -21640,6 +21880,7 @@
               </w:rPr>
               <w:t>g</w:t>
             </w:r>
+            <w:proofErr w:type="spellEnd"/>
           </w:p>
         </w:tc>
         <w:tc>
@@ -21873,6 +22114,7 @@
                 <w:szCs w:val="16"/>
               </w:rPr>
             </w:pPr>
+            <w:proofErr w:type="spellStart"/>
             <w:r>
               <w:rPr>
                 <w:i/>
@@ -21890,6 +22132,7 @@
               </w:rPr>
               <w:t>g</w:t>
             </w:r>
+            <w:proofErr w:type="spellEnd"/>
           </w:p>
         </w:tc>
         <w:tc>
@@ -22101,6 +22344,7 @@
                 <w:szCs w:val="16"/>
               </w:rPr>
             </w:pPr>
+            <w:proofErr w:type="spellStart"/>
             <w:r>
               <w:rPr>
                 <w:i/>
@@ -22118,6 +22362,7 @@
               </w:rPr>
               <w:t>u</w:t>
             </w:r>
+            <w:proofErr w:type="spellEnd"/>
           </w:p>
         </w:tc>
         <w:tc>
@@ -22346,6 +22591,7 @@
                 <w:szCs w:val="16"/>
               </w:rPr>
             </w:pPr>
+            <w:proofErr w:type="spellStart"/>
             <w:r>
               <w:rPr>
                 <w:i/>
@@ -22363,6 +22609,7 @@
               </w:rPr>
               <w:t>u</w:t>
             </w:r>
+            <w:proofErr w:type="spellEnd"/>
           </w:p>
         </w:tc>
         <w:tc>
@@ -22571,6 +22818,7 @@
                 <w:szCs w:val="16"/>
               </w:rPr>
             </w:pPr>
+            <w:proofErr w:type="spellStart"/>
             <w:r>
               <w:rPr>
                 <w:i/>
@@ -22588,6 +22836,7 @@
               </w:rPr>
               <w:t>g</w:t>
             </w:r>
+            <w:proofErr w:type="spellEnd"/>
           </w:p>
         </w:tc>
         <w:tc>
@@ -22746,7 +22995,10 @@
         <w:t>5</w:t>
       </w:r>
       <w:r>
-        <w:t>, monomer arrangement in Fig. 4A of the main text)</w:t>
+        <w:t>, monomer arrangement in Fig. 3</w:t>
+      </w:r>
+      <w:r>
+        <w:t>A of the main text)</w:t>
       </w:r>
     </w:p>
     <w:tbl>
@@ -22835,13 +23087,23 @@
                 <w:lang w:val="en-US"/>
               </w:rPr>
             </w:pPr>
+            <w:proofErr w:type="spellStart"/>
             <w:r>
               <w:rPr>
                 <w:b/>
                 <w:sz w:val="16"/>
                 <w:szCs w:val="16"/>
               </w:rPr>
-              <w:t>Occupied MO</w:t>
+              <w:t>Occupied</w:t>
+            </w:r>
+            <w:proofErr w:type="spellEnd"/>
+            <w:r>
+              <w:rPr>
+                <w:b/>
+                <w:sz w:val="16"/>
+                <w:szCs w:val="16"/>
+              </w:rPr>
+              <w:t xml:space="preserve"> MO</w:t>
             </w:r>
           </w:p>
         </w:tc>
@@ -22864,13 +23126,23 @@
                 <w:lang w:val="en-US"/>
               </w:rPr>
             </w:pPr>
+            <w:proofErr w:type="spellStart"/>
             <w:r>
               <w:rPr>
                 <w:b/>
                 <w:sz w:val="16"/>
                 <w:szCs w:val="16"/>
               </w:rPr>
-              <w:t>Virtual MO</w:t>
+              <w:t>Virtual</w:t>
+            </w:r>
+            <w:proofErr w:type="spellEnd"/>
+            <w:r>
+              <w:rPr>
+                <w:b/>
+                <w:sz w:val="16"/>
+                <w:szCs w:val="16"/>
+              </w:rPr>
+              <w:t xml:space="preserve"> MO</w:t>
             </w:r>
           </w:p>
         </w:tc>
@@ -22918,6 +23190,7 @@
                 <w:lang w:val="en-US"/>
               </w:rPr>
             </w:pPr>
+            <w:proofErr w:type="spellStart"/>
             <w:r>
               <w:rPr>
                 <w:b/>
@@ -22939,6 +23212,7 @@
               </w:rPr>
               <w:t>g</w:t>
             </w:r>
+            <w:proofErr w:type="spellEnd"/>
           </w:p>
         </w:tc>
         <w:tc>
@@ -23046,6 +23320,7 @@
                 <w:lang w:val="en-US"/>
               </w:rPr>
             </w:pPr>
+            <w:proofErr w:type="spellStart"/>
             <w:r>
               <w:rPr>
                 <w:i/>
@@ -23065,6 +23340,7 @@
               </w:rPr>
               <w:t>u</w:t>
             </w:r>
+            <w:proofErr w:type="spellEnd"/>
           </w:p>
         </w:tc>
         <w:tc>
@@ -23128,6 +23404,7 @@
                 <w:lang w:val="en-US"/>
               </w:rPr>
             </w:pPr>
+            <w:proofErr w:type="spellStart"/>
             <w:r>
               <w:rPr>
                 <w:i/>
@@ -23147,6 +23424,7 @@
               </w:rPr>
               <w:t>g</w:t>
             </w:r>
+            <w:proofErr w:type="spellEnd"/>
           </w:p>
         </w:tc>
       </w:tr>
@@ -26154,10 +26432,14 @@
       <w:r>
         <w:t>5</w:t>
       </w:r>
-      <w:bookmarkStart w:id="0" w:name="_GoBack"/>
-      <w:bookmarkEnd w:id="0"/>
-      <w:r>
-        <w:t>, monomer arrangement in Fig. 4B of the main text)</w:t>
+      <w:r>
+        <w:t xml:space="preserve">, monomer arrangement in Fig. </w:t>
+      </w:r>
+      <w:r>
+        <w:t>3</w:t>
+      </w:r>
+      <w:r>
+        <w:t>B of the main text)</w:t>
       </w:r>
     </w:p>
     <w:tbl>
@@ -26246,13 +26528,23 @@
                 <w:lang w:val="en-US"/>
               </w:rPr>
             </w:pPr>
+            <w:proofErr w:type="spellStart"/>
             <w:r>
               <w:rPr>
                 <w:b/>
                 <w:sz w:val="16"/>
                 <w:szCs w:val="16"/>
               </w:rPr>
-              <w:t>Occupied MO</w:t>
+              <w:t>Occupied</w:t>
+            </w:r>
+            <w:proofErr w:type="spellEnd"/>
+            <w:r>
+              <w:rPr>
+                <w:b/>
+                <w:sz w:val="16"/>
+                <w:szCs w:val="16"/>
+              </w:rPr>
+              <w:t xml:space="preserve"> MO</w:t>
             </w:r>
           </w:p>
         </w:tc>
@@ -26275,13 +26567,23 @@
                 <w:lang w:val="en-US"/>
               </w:rPr>
             </w:pPr>
+            <w:proofErr w:type="spellStart"/>
             <w:r>
               <w:rPr>
                 <w:b/>
                 <w:sz w:val="16"/>
                 <w:szCs w:val="16"/>
               </w:rPr>
-              <w:t>Virtual MO</w:t>
+              <w:t>Virtual</w:t>
+            </w:r>
+            <w:proofErr w:type="spellEnd"/>
+            <w:r>
+              <w:rPr>
+                <w:b/>
+                <w:sz w:val="16"/>
+                <w:szCs w:val="16"/>
+              </w:rPr>
+              <w:t xml:space="preserve"> MO</w:t>
             </w:r>
           </w:p>
         </w:tc>
@@ -26329,6 +26631,7 @@
                 <w:lang w:val="en-US"/>
               </w:rPr>
             </w:pPr>
+            <w:proofErr w:type="spellStart"/>
             <w:r>
               <w:rPr>
                 <w:b/>
@@ -26350,6 +26653,7 @@
               </w:rPr>
               <w:t>g</w:t>
             </w:r>
+            <w:proofErr w:type="spellEnd"/>
           </w:p>
         </w:tc>
         <w:tc>
@@ -26457,6 +26761,7 @@
                 <w:lang w:val="en-US"/>
               </w:rPr>
             </w:pPr>
+            <w:proofErr w:type="spellStart"/>
             <w:r>
               <w:rPr>
                 <w:i/>
@@ -26476,6 +26781,7 @@
               </w:rPr>
               <w:t>u</w:t>
             </w:r>
+            <w:proofErr w:type="spellEnd"/>
           </w:p>
         </w:tc>
         <w:tc>
@@ -26539,6 +26845,7 @@
                 <w:lang w:val="en-US"/>
               </w:rPr>
             </w:pPr>
+            <w:proofErr w:type="spellStart"/>
             <w:r>
               <w:rPr>
                 <w:i/>
@@ -26558,6 +26865,7 @@
               </w:rPr>
               <w:t>g</w:t>
             </w:r>
+            <w:proofErr w:type="spellEnd"/>
           </w:p>
         </w:tc>
       </w:tr>
@@ -29502,10 +29810,10 @@
       </w:pPr>
       <w:r>
         <w:object w:dxaOrig="6735" w:dyaOrig="4759">
-          <v:shape id="_x0000_i1027" type="#_x0000_t75" style="width:280.5pt;height:217.35pt" o:ole="">
+          <v:shape id="_x0000_i1027" type="#_x0000_t75" style="width:280.4pt;height:217.2pt" o:ole="">
             <v:imagedata r:id="rId9" o:title="" croptop="3903f" cropbottom="2342f" cropleft="5516f" cropright="5516f"/>
           </v:shape>
-          <o:OLEObject Type="Embed" ProgID="Origin50.Graph" ShapeID="_x0000_i1027" DrawAspect="Content" ObjectID="_1843598588" r:id="rId10"/>
+          <o:OLEObject Type="Embed" ProgID="Origin50.Graph" ShapeID="_x0000_i1027" DrawAspect="Content" ObjectID="_1843740147" r:id="rId10"/>
         </w:object>
       </w:r>
     </w:p>
@@ -29532,10 +29840,10 @@
     <w:p>
       <w:r>
         <w:object w:dxaOrig="6505" w:dyaOrig="4531">
-          <v:shape id="_x0000_i1028" type="#_x0000_t75" style="width:273.85pt;height:198.35pt" o:ole="">
+          <v:shape id="_x0000_i1028" type="#_x0000_t75" style="width:274pt;height:198.4pt" o:ole="">
             <v:imagedata r:id="rId11" o:title="" croptop="4100f" cropbottom="4100f" cropleft="5712f" cropright="5712f"/>
           </v:shape>
-          <o:OLEObject Type="Embed" ProgID="Origin50.Graph" ShapeID="_x0000_i1028" DrawAspect="Content" ObjectID="_1843598589" r:id="rId12"/>
+          <o:OLEObject Type="Embed" ProgID="Origin50.Graph" ShapeID="_x0000_i1028" DrawAspect="Content" ObjectID="_1843740148" r:id="rId12"/>
         </w:object>
       </w:r>
     </w:p>
@@ -29639,6 +29947,7 @@
                 <w:szCs w:val="16"/>
               </w:rPr>
             </w:pPr>
+            <w:proofErr w:type="spellStart"/>
             <w:r>
               <w:rPr>
                 <w:rFonts w:cstheme="minorHAnsi"/>
@@ -29646,7 +29955,17 @@
                 <w:sz w:val="16"/>
                 <w:szCs w:val="16"/>
               </w:rPr>
-              <w:t>Shifts, Å</w:t>
+              <w:t>Shifts</w:t>
+            </w:r>
+            <w:proofErr w:type="spellEnd"/>
+            <w:r>
+              <w:rPr>
+                <w:rFonts w:cstheme="minorHAnsi"/>
+                <w:b/>
+                <w:sz w:val="16"/>
+                <w:szCs w:val="16"/>
+              </w:rPr>
+              <w:t>, Å</w:t>
             </w:r>
           </w:p>
         </w:tc>
@@ -29665,6 +29984,7 @@
                 <w:szCs w:val="16"/>
               </w:rPr>
             </w:pPr>
+            <w:proofErr w:type="spellStart"/>
             <w:r>
               <w:rPr>
                 <w:rFonts w:cstheme="minorHAnsi"/>
@@ -29672,8 +29992,49 @@
                 <w:sz w:val="16"/>
                 <w:szCs w:val="16"/>
               </w:rPr>
-              <w:t>Number of monomers</w:t>
-            </w:r>
+              <w:t>Number</w:t>
+            </w:r>
+            <w:proofErr w:type="spellEnd"/>
+            <w:r>
+              <w:rPr>
+                <w:rFonts w:cstheme="minorHAnsi"/>
+                <w:b/>
+                <w:sz w:val="16"/>
+                <w:szCs w:val="16"/>
+              </w:rPr>
+              <w:t xml:space="preserve"> </w:t>
+            </w:r>
+            <w:proofErr w:type="spellStart"/>
+            <w:r>
+              <w:rPr>
+                <w:rFonts w:cstheme="minorHAnsi"/>
+                <w:b/>
+                <w:sz w:val="16"/>
+                <w:szCs w:val="16"/>
+              </w:rPr>
+              <w:t>of</w:t>
+            </w:r>
+            <w:proofErr w:type="spellEnd"/>
+            <w:r>
+              <w:rPr>
+                <w:rFonts w:cstheme="minorHAnsi"/>
+                <w:b/>
+                <w:sz w:val="16"/>
+                <w:szCs w:val="16"/>
+              </w:rPr>
+              <w:t xml:space="preserve"> </w:t>
+            </w:r>
+            <w:proofErr w:type="spellStart"/>
+            <w:r>
+              <w:rPr>
+                <w:rFonts w:cstheme="minorHAnsi"/>
+                <w:b/>
+                <w:sz w:val="16"/>
+                <w:szCs w:val="16"/>
+              </w:rPr>
+              <w:t>monomers</w:t>
+            </w:r>
+            <w:proofErr w:type="spellEnd"/>
           </w:p>
         </w:tc>
         <w:tc>
@@ -29755,7 +30116,39 @@
                 <w:szCs w:val="16"/>
                 <w:lang w:val="en-US"/>
               </w:rPr>
-              <w:t>Along Zn – meso-N (Fig. 4B)</w:t>
+              <w:t xml:space="preserve">Along Zn – </w:t>
+            </w:r>
+            <w:proofErr w:type="spellStart"/>
+            <w:r>
+              <w:rPr>
+                <w:rFonts w:cstheme="minorHAnsi"/>
+                <w:b/>
+                <w:sz w:val="16"/>
+                <w:szCs w:val="16"/>
+                <w:lang w:val="en-US"/>
+              </w:rPr>
+              <w:t>meso</w:t>
+            </w:r>
+            <w:proofErr w:type="spellEnd"/>
+            <w:r>
+              <w:rPr>
+                <w:rFonts w:cstheme="minorHAnsi"/>
+                <w:b/>
+                <w:sz w:val="16"/>
+                <w:szCs w:val="16"/>
+                <w:lang w:val="en-US"/>
+              </w:rPr>
+              <w:t>-N (Fig. 3</w:t>
+            </w:r>
+            <w:r>
+              <w:rPr>
+                <w:rFonts w:cstheme="minorHAnsi"/>
+                <w:b/>
+                <w:sz w:val="16"/>
+                <w:szCs w:val="16"/>
+                <w:lang w:val="en-US"/>
+              </w:rPr>
+              <w:t>B)</w:t>
             </w:r>
           </w:p>
         </w:tc>
@@ -29796,6 +30189,7 @@
                 <w:i/>
                 <w:sz w:val="16"/>
                 <w:szCs w:val="16"/>
+                <w:lang w:val="en-US"/>
               </w:rPr>
               <w:t>A</w:t>
             </w:r>
@@ -29818,6 +30212,7 @@
                 <w:i/>
                 <w:sz w:val="16"/>
                 <w:szCs w:val="16"/>
+                <w:lang w:val="en-US"/>
               </w:rPr>
               <w:t xml:space="preserve"> (</w:t>
             </w:r>
@@ -29839,6 +30234,7 @@
                 <w:i/>
                 <w:sz w:val="16"/>
                 <w:szCs w:val="16"/>
+                <w:lang w:val="en-US"/>
               </w:rPr>
               <w:t>)</w:t>
             </w:r>
@@ -29892,6 +30288,7 @@
                 <w:i/>
                 <w:sz w:val="16"/>
                 <w:szCs w:val="16"/>
+                <w:lang w:val="en-US"/>
               </w:rPr>
               <w:t>A</w:t>
             </w:r>
@@ -29914,6 +30311,7 @@
                 <w:i/>
                 <w:sz w:val="16"/>
                 <w:szCs w:val="16"/>
+                <w:lang w:val="en-US"/>
               </w:rPr>
               <w:t xml:space="preserve"> (Y)</w:t>
             </w:r>
@@ -30035,6 +30433,7 @@
                 <w:sz w:val="16"/>
                 <w:szCs w:val="16"/>
                 <w:vertAlign w:val="subscript"/>
+                <w:lang w:val="en-US"/>
               </w:rPr>
               <w:t>Y</w:t>
             </w:r>
@@ -30070,8 +30469,10 @@
                 <w:rFonts w:cstheme="minorHAnsi"/>
                 <w:sz w:val="16"/>
                 <w:szCs w:val="16"/>
-              </w:rPr>
-            </w:pPr>
+                <w:lang w:val="en-US"/>
+              </w:rPr>
+            </w:pPr>
+            <w:proofErr w:type="spellStart"/>
             <w:r>
               <w:rPr>
                 <w:rFonts w:cstheme="minorHAnsi"/>
@@ -30088,14 +30489,17 @@
                 <w:i/>
                 <w:sz w:val="16"/>
                 <w:szCs w:val="16"/>
+                <w:lang w:val="en-US"/>
               </w:rPr>
               <w:t>x</w:t>
             </w:r>
-            <w:r>
-              <w:rPr>
-                <w:rFonts w:cstheme="minorHAnsi"/>
-                <w:sz w:val="16"/>
-                <w:szCs w:val="16"/>
+            <w:proofErr w:type="spellEnd"/>
+            <w:r>
+              <w:rPr>
+                <w:rFonts w:cstheme="minorHAnsi"/>
+                <w:sz w:val="16"/>
+                <w:szCs w:val="16"/>
+                <w:lang w:val="en-US"/>
               </w:rPr>
               <w:t xml:space="preserve"> = 3.632</w:t>
             </w:r>
@@ -30106,8 +30510,10 @@
                 <w:rFonts w:cstheme="minorHAnsi"/>
                 <w:sz w:val="16"/>
                 <w:szCs w:val="16"/>
-              </w:rPr>
-            </w:pPr>
+                <w:lang w:val="en-US"/>
+              </w:rPr>
+            </w:pPr>
+            <w:proofErr w:type="spellStart"/>
             <w:r>
               <w:rPr>
                 <w:rFonts w:cstheme="minorHAnsi"/>
@@ -30119,11 +30525,13 @@
               <w:lastRenderedPageBreak/>
               <w:t>Δy</w:t>
             </w:r>
-            <w:r>
-              <w:rPr>
-                <w:rFonts w:cstheme="minorHAnsi"/>
-                <w:sz w:val="16"/>
-                <w:szCs w:val="16"/>
+            <w:proofErr w:type="spellEnd"/>
+            <w:r>
+              <w:rPr>
+                <w:rFonts w:cstheme="minorHAnsi"/>
+                <w:sz w:val="16"/>
+                <w:szCs w:val="16"/>
+                <w:lang w:val="en-US"/>
               </w:rPr>
               <w:t xml:space="preserve"> = 0.185</w:t>
             </w:r>
@@ -30134,8 +30542,10 @@
                 <w:rFonts w:cstheme="minorHAnsi"/>
                 <w:sz w:val="16"/>
                 <w:szCs w:val="16"/>
-              </w:rPr>
-            </w:pPr>
+                <w:lang w:val="en-US"/>
+              </w:rPr>
+            </w:pPr>
+            <w:proofErr w:type="spellStart"/>
             <w:r>
               <w:rPr>
                 <w:rFonts w:cstheme="minorHAnsi"/>
@@ -30146,11 +30556,13 @@
               </w:rPr>
               <w:t>Δz</w:t>
             </w:r>
-            <w:r>
-              <w:rPr>
-                <w:rFonts w:cstheme="minorHAnsi"/>
-                <w:sz w:val="16"/>
-                <w:szCs w:val="16"/>
+            <w:proofErr w:type="spellEnd"/>
+            <w:r>
+              <w:rPr>
+                <w:rFonts w:cstheme="minorHAnsi"/>
+                <w:sz w:val="16"/>
+                <w:szCs w:val="16"/>
+                <w:lang w:val="en-US"/>
               </w:rPr>
               <w:t xml:space="preserve"> = 3.214</w:t>
             </w:r>
@@ -30161,30 +30573,52 @@
                 <w:rFonts w:cstheme="minorHAnsi"/>
                 <w:sz w:val="16"/>
                 <w:szCs w:val="16"/>
-              </w:rPr>
-            </w:pPr>
-            <w:r>
-              <w:rPr>
-                <w:rFonts w:cstheme="minorHAnsi"/>
-                <w:sz w:val="16"/>
-                <w:szCs w:val="16"/>
-              </w:rPr>
-              <w:t>(β-</w:t>
-            </w:r>
-            <w:r>
-              <w:rPr>
-                <w:rFonts w:cstheme="minorHAnsi"/>
-                <w:sz w:val="16"/>
-                <w:szCs w:val="16"/>
                 <w:lang w:val="en-US"/>
               </w:rPr>
+            </w:pPr>
+            <w:r>
+              <w:rPr>
+                <w:rFonts w:cstheme="minorHAnsi"/>
+                <w:sz w:val="16"/>
+                <w:szCs w:val="16"/>
+                <w:lang w:val="en-US"/>
+              </w:rPr>
+              <w:t>(</w:t>
+            </w:r>
+            <w:r>
+              <w:rPr>
+                <w:rFonts w:cstheme="minorHAnsi"/>
+                <w:sz w:val="16"/>
+                <w:szCs w:val="16"/>
+              </w:rPr>
+              <w:t>β</w:t>
+            </w:r>
+            <w:r>
+              <w:rPr>
+                <w:rFonts w:cstheme="minorHAnsi"/>
+                <w:sz w:val="16"/>
+                <w:szCs w:val="16"/>
+                <w:lang w:val="en-US"/>
+              </w:rPr>
+              <w:t>-</w:t>
+            </w:r>
+            <w:proofErr w:type="spellStart"/>
+            <w:r>
+              <w:rPr>
+                <w:rFonts w:cstheme="minorHAnsi"/>
+                <w:sz w:val="16"/>
+                <w:szCs w:val="16"/>
+                <w:lang w:val="en-US"/>
+              </w:rPr>
               <w:t>ZnPc</w:t>
             </w:r>
-            <w:r>
-              <w:rPr>
-                <w:rFonts w:cstheme="minorHAnsi"/>
-                <w:sz w:val="16"/>
-                <w:szCs w:val="16"/>
+            <w:proofErr w:type="spellEnd"/>
+            <w:r>
+              <w:rPr>
+                <w:rFonts w:cstheme="minorHAnsi"/>
+                <w:sz w:val="16"/>
+                <w:szCs w:val="16"/>
+                <w:lang w:val="en-US"/>
               </w:rPr>
               <w:t xml:space="preserve"> </w:t>
             </w:r>
@@ -30202,6 +30636,7 @@
                 <w:rFonts w:cstheme="minorHAnsi"/>
                 <w:sz w:val="16"/>
                 <w:szCs w:val="16"/>
+                <w:lang w:val="en-US"/>
               </w:rPr>
               <w:t>)</w:t>
             </w:r>
@@ -30252,13 +30687,15 @@
                 <w:rFonts w:cstheme="minorHAnsi"/>
                 <w:sz w:val="16"/>
                 <w:szCs w:val="16"/>
-              </w:rPr>
-            </w:pPr>
-            <w:r>
-              <w:rPr>
-                <w:rFonts w:cstheme="minorHAnsi"/>
-                <w:sz w:val="16"/>
-                <w:szCs w:val="16"/>
+                <w:lang w:val="en-US"/>
+              </w:rPr>
+            </w:pPr>
+            <w:r>
+              <w:rPr>
+                <w:rFonts w:cstheme="minorHAnsi"/>
+                <w:sz w:val="16"/>
+                <w:szCs w:val="16"/>
+                <w:lang w:val="en-US"/>
               </w:rPr>
               <w:t>1.842</w:t>
             </w:r>
@@ -30279,13 +30716,15 @@
                 <w:rFonts w:cstheme="minorHAnsi"/>
                 <w:sz w:val="16"/>
                 <w:szCs w:val="16"/>
-              </w:rPr>
-            </w:pPr>
-            <w:r>
-              <w:rPr>
-                <w:rFonts w:cstheme="minorHAnsi"/>
-                <w:sz w:val="16"/>
-                <w:szCs w:val="16"/>
+                <w:lang w:val="en-US"/>
+              </w:rPr>
+            </w:pPr>
+            <w:r>
+              <w:rPr>
+                <w:rFonts w:cstheme="minorHAnsi"/>
+                <w:sz w:val="16"/>
+                <w:szCs w:val="16"/>
+                <w:lang w:val="en-US"/>
               </w:rPr>
               <w:t>1.842</w:t>
             </w:r>
@@ -30313,8 +30752,17 @@
                 <w:rFonts w:cstheme="minorHAnsi"/>
                 <w:sz w:val="16"/>
                 <w:szCs w:val="16"/>
-              </w:rPr>
-              <w:t>0.472</w:t>
+                <w:lang w:val="en-US"/>
+              </w:rPr>
+              <w:t>0.</w:t>
+            </w:r>
+            <w:r>
+              <w:rPr>
+                <w:rFonts w:cstheme="minorHAnsi"/>
+                <w:sz w:val="16"/>
+                <w:szCs w:val="16"/>
+              </w:rPr>
+              <w:t>472</w:t>
             </w:r>
           </w:p>
         </w:tc>
@@ -31174,7 +31622,25 @@
                 <w:sz w:val="16"/>
                 <w:szCs w:val="16"/>
               </w:rPr>
-              <w:t>1 (ratio)</w:t>
+              <w:t>1 (</w:t>
+            </w:r>
+            <w:proofErr w:type="spellStart"/>
+            <w:r>
+              <w:rPr>
+                <w:rFonts w:cstheme="minorHAnsi"/>
+                <w:sz w:val="16"/>
+                <w:szCs w:val="16"/>
+              </w:rPr>
+              <w:t>ratio</w:t>
+            </w:r>
+            <w:proofErr w:type="spellEnd"/>
+            <w:r>
+              <w:rPr>
+                <w:rFonts w:cstheme="minorHAnsi"/>
+                <w:sz w:val="16"/>
+                <w:szCs w:val="16"/>
+              </w:rPr>
+              <w:t>)</w:t>
             </w:r>
           </w:p>
         </w:tc>
@@ -31197,6 +31663,7 @@
                 <w:lang w:val="en-US"/>
               </w:rPr>
             </w:pPr>
+            <w:proofErr w:type="spellStart"/>
             <w:r>
               <w:rPr>
                 <w:rFonts w:cstheme="minorHAnsi"/>
@@ -31207,6 +31674,7 @@
               </w:rPr>
               <w:t>Δx</w:t>
             </w:r>
+            <w:proofErr w:type="spellEnd"/>
             <w:r>
               <w:rPr>
                 <w:rFonts w:cstheme="minorHAnsi"/>
@@ -31226,6 +31694,7 @@
                 <w:lang w:val="en-US"/>
               </w:rPr>
             </w:pPr>
+            <w:proofErr w:type="spellStart"/>
             <w:r>
               <w:rPr>
                 <w:rFonts w:cstheme="minorHAnsi"/>
@@ -31236,6 +31705,7 @@
               </w:rPr>
               <w:t>Δy</w:t>
             </w:r>
+            <w:proofErr w:type="spellEnd"/>
             <w:r>
               <w:rPr>
                 <w:rFonts w:cstheme="minorHAnsi"/>
@@ -31255,6 +31725,7 @@
                 <w:lang w:val="en-US"/>
               </w:rPr>
             </w:pPr>
+            <w:proofErr w:type="spellStart"/>
             <w:r>
               <w:rPr>
                 <w:rFonts w:cstheme="minorHAnsi"/>
@@ -31265,6 +31736,7 @@
               </w:rPr>
               <w:t>Δz</w:t>
             </w:r>
+            <w:proofErr w:type="spellEnd"/>
             <w:r>
               <w:rPr>
                 <w:rFonts w:cstheme="minorHAnsi"/>
@@ -31308,7 +31780,27 @@
                 <w:szCs w:val="16"/>
                 <w:lang w:val="en-US"/>
               </w:rPr>
-              <w:t>-ZnPc stack)</w:t>
+              <w:t>-</w:t>
+            </w:r>
+            <w:proofErr w:type="spellStart"/>
+            <w:r>
+              <w:rPr>
+                <w:rFonts w:cstheme="minorHAnsi"/>
+                <w:sz w:val="16"/>
+                <w:szCs w:val="16"/>
+                <w:lang w:val="en-US"/>
+              </w:rPr>
+              <w:t>ZnPc</w:t>
+            </w:r>
+            <w:proofErr w:type="spellEnd"/>
+            <w:r>
+              <w:rPr>
+                <w:rFonts w:cstheme="minorHAnsi"/>
+                <w:sz w:val="16"/>
+                <w:szCs w:val="16"/>
+                <w:lang w:val="en-US"/>
+              </w:rPr>
+              <w:t xml:space="preserve"> stack)</w:t>
             </w:r>
           </w:p>
         </w:tc>
@@ -32165,7 +32657,25 @@
                 <w:sz w:val="16"/>
                 <w:szCs w:val="16"/>
               </w:rPr>
-              <w:t>1 (ratio)</w:t>
+              <w:t>1 (</w:t>
+            </w:r>
+            <w:proofErr w:type="spellStart"/>
+            <w:r>
+              <w:rPr>
+                <w:rFonts w:cstheme="minorHAnsi"/>
+                <w:sz w:val="16"/>
+                <w:szCs w:val="16"/>
+              </w:rPr>
+              <w:t>ratio</w:t>
+            </w:r>
+            <w:proofErr w:type="spellEnd"/>
+            <w:r>
+              <w:rPr>
+                <w:rFonts w:cstheme="minorHAnsi"/>
+                <w:sz w:val="16"/>
+                <w:szCs w:val="16"/>
+              </w:rPr>
+              <w:t>)</w:t>
             </w:r>
           </w:p>
         </w:tc>
@@ -32188,6 +32698,7 @@
                 <w:lang w:val="en-US"/>
               </w:rPr>
             </w:pPr>
+            <w:proofErr w:type="spellStart"/>
             <w:r>
               <w:rPr>
                 <w:rFonts w:cstheme="minorHAnsi"/>
@@ -32198,6 +32709,7 @@
               </w:rPr>
               <w:t>Δx</w:t>
             </w:r>
+            <w:proofErr w:type="spellEnd"/>
             <w:r>
               <w:rPr>
                 <w:rFonts w:cstheme="minorHAnsi"/>
@@ -32217,6 +32729,7 @@
                 <w:lang w:val="en-US"/>
               </w:rPr>
             </w:pPr>
+            <w:proofErr w:type="spellStart"/>
             <w:r>
               <w:rPr>
                 <w:rFonts w:cstheme="minorHAnsi"/>
@@ -32227,6 +32740,7 @@
               </w:rPr>
               <w:t>Δy</w:t>
             </w:r>
+            <w:proofErr w:type="spellEnd"/>
             <w:r>
               <w:rPr>
                 <w:rFonts w:cstheme="minorHAnsi"/>
@@ -32246,6 +32760,7 @@
                 <w:lang w:val="en-US"/>
               </w:rPr>
             </w:pPr>
+            <w:proofErr w:type="spellStart"/>
             <w:r>
               <w:rPr>
                 <w:rFonts w:cstheme="minorHAnsi"/>
@@ -32256,6 +32771,7 @@
               </w:rPr>
               <w:t>Δz</w:t>
             </w:r>
+            <w:proofErr w:type="spellEnd"/>
             <w:r>
               <w:rPr>
                 <w:rFonts w:cstheme="minorHAnsi"/>
@@ -32299,7 +32815,27 @@
                 <w:szCs w:val="16"/>
                 <w:lang w:val="en-US"/>
               </w:rPr>
-              <w:t>-ZnPc stack)</w:t>
+              <w:t>-</w:t>
+            </w:r>
+            <w:proofErr w:type="spellStart"/>
+            <w:r>
+              <w:rPr>
+                <w:rFonts w:cstheme="minorHAnsi"/>
+                <w:sz w:val="16"/>
+                <w:szCs w:val="16"/>
+                <w:lang w:val="en-US"/>
+              </w:rPr>
+              <w:t>ZnPc</w:t>
+            </w:r>
+            <w:proofErr w:type="spellEnd"/>
+            <w:r>
+              <w:rPr>
+                <w:rFonts w:cstheme="minorHAnsi"/>
+                <w:sz w:val="16"/>
+                <w:szCs w:val="16"/>
+                <w:lang w:val="en-US"/>
+              </w:rPr>
+              <w:t xml:space="preserve"> stack)</w:t>
             </w:r>
           </w:p>
         </w:tc>
@@ -33091,7 +33627,25 @@
                 <w:sz w:val="16"/>
                 <w:szCs w:val="16"/>
               </w:rPr>
-              <w:t>1 (ratio)</w:t>
+              <w:t>1 (</w:t>
+            </w:r>
+            <w:proofErr w:type="spellStart"/>
+            <w:r>
+              <w:rPr>
+                <w:rFonts w:cstheme="minorHAnsi"/>
+                <w:sz w:val="16"/>
+                <w:szCs w:val="16"/>
+              </w:rPr>
+              <w:t>ratio</w:t>
+            </w:r>
+            <w:proofErr w:type="spellEnd"/>
+            <w:r>
+              <w:rPr>
+                <w:rFonts w:cstheme="minorHAnsi"/>
+                <w:sz w:val="16"/>
+                <w:szCs w:val="16"/>
+              </w:rPr>
+              <w:t>)</w:t>
             </w:r>
           </w:p>
         </w:tc>
@@ -33133,7 +33687,19 @@
                 <w:szCs w:val="16"/>
                 <w:lang w:val="en-US"/>
               </w:rPr>
-              <w:t>N bond (Fig. 4A)</w:t>
+              <w:t>N bond (Fig. 3</w:t>
+            </w:r>
+            <w:bookmarkStart w:id="0" w:name="_GoBack"/>
+            <w:bookmarkEnd w:id="0"/>
+            <w:r>
+              <w:rPr>
+                <w:rFonts w:cstheme="minorHAnsi"/>
+                <w:b/>
+                <w:sz w:val="16"/>
+                <w:szCs w:val="16"/>
+                <w:lang w:val="en-US"/>
+              </w:rPr>
+              <w:t>A)</w:t>
             </w:r>
           </w:p>
         </w:tc>
@@ -33364,6 +33930,7 @@
                 <w:lang w:val="en-US"/>
               </w:rPr>
             </w:pPr>
+            <w:proofErr w:type="spellStart"/>
             <w:r>
               <w:rPr>
                 <w:rFonts w:cstheme="minorHAnsi"/>
@@ -33374,6 +33941,7 @@
               </w:rPr>
               <w:t>Δx</w:t>
             </w:r>
+            <w:proofErr w:type="spellEnd"/>
             <w:r>
               <w:rPr>
                 <w:rFonts w:cstheme="minorHAnsi"/>
@@ -33393,6 +33961,7 @@
                 <w:lang w:val="en-US"/>
               </w:rPr>
             </w:pPr>
+            <w:proofErr w:type="spellStart"/>
             <w:r>
               <w:rPr>
                 <w:rFonts w:cstheme="minorHAnsi"/>
@@ -33403,6 +33972,7 @@
               </w:rPr>
               <w:t>Δy</w:t>
             </w:r>
+            <w:proofErr w:type="spellEnd"/>
             <w:r>
               <w:rPr>
                 <w:rFonts w:cstheme="minorHAnsi"/>
@@ -33422,6 +33992,7 @@
                 <w:lang w:val="en-US"/>
               </w:rPr>
             </w:pPr>
+            <w:proofErr w:type="spellStart"/>
             <w:r>
               <w:rPr>
                 <w:rFonts w:cstheme="minorHAnsi"/>
@@ -33432,6 +34003,7 @@
               </w:rPr>
               <w:t>Δz</w:t>
             </w:r>
+            <w:proofErr w:type="spellEnd"/>
             <w:r>
               <w:rPr>
                 <w:rFonts w:cstheme="minorHAnsi"/>
@@ -33475,7 +34047,27 @@
                 <w:szCs w:val="16"/>
                 <w:lang w:val="en-US"/>
               </w:rPr>
-              <w:t>-ZnPc stack)</w:t>
+              <w:t>-</w:t>
+            </w:r>
+            <w:proofErr w:type="spellStart"/>
+            <w:r>
+              <w:rPr>
+                <w:rFonts w:cstheme="minorHAnsi"/>
+                <w:sz w:val="16"/>
+                <w:szCs w:val="16"/>
+                <w:lang w:val="en-US"/>
+              </w:rPr>
+              <w:t>ZnPc</w:t>
+            </w:r>
+            <w:proofErr w:type="spellEnd"/>
+            <w:r>
+              <w:rPr>
+                <w:rFonts w:cstheme="minorHAnsi"/>
+                <w:sz w:val="16"/>
+                <w:szCs w:val="16"/>
+                <w:lang w:val="en-US"/>
+              </w:rPr>
+              <w:t xml:space="preserve"> stack)</w:t>
             </w:r>
           </w:p>
         </w:tc>
@@ -33494,13 +34086,15 @@
                 <w:rFonts w:cstheme="minorHAnsi"/>
                 <w:sz w:val="16"/>
                 <w:szCs w:val="16"/>
-              </w:rPr>
-            </w:pPr>
-            <w:r>
-              <w:rPr>
-                <w:rFonts w:cstheme="minorHAnsi"/>
-                <w:sz w:val="16"/>
-                <w:szCs w:val="16"/>
+                <w:lang w:val="en-US"/>
+              </w:rPr>
+            </w:pPr>
+            <w:r>
+              <w:rPr>
+                <w:rFonts w:cstheme="minorHAnsi"/>
+                <w:sz w:val="16"/>
+                <w:szCs w:val="16"/>
+                <w:lang w:val="en-US"/>
               </w:rPr>
               <w:t>1</w:t>
             </w:r>
@@ -33525,13 +34119,15 @@
                 <w:rFonts w:cstheme="minorHAnsi"/>
                 <w:sz w:val="16"/>
                 <w:szCs w:val="16"/>
-              </w:rPr>
-            </w:pPr>
-            <w:r>
-              <w:rPr>
-                <w:rFonts w:cstheme="minorHAnsi"/>
-                <w:sz w:val="16"/>
-                <w:szCs w:val="16"/>
+                <w:lang w:val="en-US"/>
+              </w:rPr>
+            </w:pPr>
+            <w:r>
+              <w:rPr>
+                <w:rFonts w:cstheme="minorHAnsi"/>
+                <w:sz w:val="16"/>
+                <w:szCs w:val="16"/>
+                <w:lang w:val="en-US"/>
               </w:rPr>
               <w:t>1.842</w:t>
             </w:r>
@@ -33556,13 +34152,15 @@
                 <w:rFonts w:cstheme="minorHAnsi"/>
                 <w:sz w:val="16"/>
                 <w:szCs w:val="16"/>
-              </w:rPr>
-            </w:pPr>
-            <w:r>
-              <w:rPr>
-                <w:rFonts w:cstheme="minorHAnsi"/>
-                <w:sz w:val="16"/>
-                <w:szCs w:val="16"/>
+                <w:lang w:val="en-US"/>
+              </w:rPr>
+            </w:pPr>
+            <w:r>
+              <w:rPr>
+                <w:rFonts w:cstheme="minorHAnsi"/>
+                <w:sz w:val="16"/>
+                <w:szCs w:val="16"/>
+                <w:lang w:val="en-US"/>
               </w:rPr>
               <w:t>1.842</w:t>
             </w:r>
@@ -33587,13 +34185,15 @@
                 <w:rFonts w:cstheme="minorHAnsi"/>
                 <w:sz w:val="16"/>
                 <w:szCs w:val="16"/>
-              </w:rPr>
-            </w:pPr>
-            <w:r>
-              <w:rPr>
-                <w:rFonts w:cstheme="minorHAnsi"/>
-                <w:sz w:val="16"/>
-                <w:szCs w:val="16"/>
+                <w:lang w:val="en-US"/>
+              </w:rPr>
+            </w:pPr>
+            <w:r>
+              <w:rPr>
+                <w:rFonts w:cstheme="minorHAnsi"/>
+                <w:sz w:val="16"/>
+                <w:szCs w:val="16"/>
+                <w:lang w:val="en-US"/>
               </w:rPr>
               <w:t>0.472</w:t>
             </w:r>
@@ -33618,13 +34218,15 @@
                 <w:rFonts w:cstheme="minorHAnsi"/>
                 <w:sz w:val="16"/>
                 <w:szCs w:val="16"/>
-              </w:rPr>
-            </w:pPr>
-            <w:r>
-              <w:rPr>
-                <w:rFonts w:cstheme="minorHAnsi"/>
-                <w:sz w:val="16"/>
-                <w:szCs w:val="16"/>
+                <w:lang w:val="en-US"/>
+              </w:rPr>
+            </w:pPr>
+            <w:r>
+              <w:rPr>
+                <w:rFonts w:cstheme="minorHAnsi"/>
+                <w:sz w:val="16"/>
+                <w:szCs w:val="16"/>
+                <w:lang w:val="en-US"/>
               </w:rPr>
               <w:t>0.472</w:t>
             </w:r>
@@ -33647,6 +34249,7 @@
                 <w:rFonts w:cstheme="minorHAnsi"/>
                 <w:sz w:val="16"/>
                 <w:szCs w:val="16"/>
+                <w:lang w:val="en-US"/>
               </w:rPr>
             </w:pPr>
           </w:p>
@@ -34278,7 +34881,25 @@
                 <w:sz w:val="16"/>
                 <w:szCs w:val="16"/>
               </w:rPr>
-              <w:t>1 (ratio)</w:t>
+              <w:t>1 (</w:t>
+            </w:r>
+            <w:proofErr w:type="spellStart"/>
+            <w:r>
+              <w:rPr>
+                <w:rFonts w:cstheme="minorHAnsi"/>
+                <w:sz w:val="16"/>
+                <w:szCs w:val="16"/>
+              </w:rPr>
+              <w:t>ratio</w:t>
+            </w:r>
+            <w:proofErr w:type="spellEnd"/>
+            <w:r>
+              <w:rPr>
+                <w:rFonts w:cstheme="minorHAnsi"/>
+                <w:sz w:val="16"/>
+                <w:szCs w:val="16"/>
+              </w:rPr>
+              <w:t>)</w:t>
             </w:r>
           </w:p>
         </w:tc>
@@ -34328,6 +34949,7 @@
                 <w:lang w:val="en-US"/>
               </w:rPr>
             </w:pPr>
+            <w:proofErr w:type="spellStart"/>
             <w:r>
               <w:rPr>
                 <w:rFonts w:cstheme="minorHAnsi"/>
@@ -34338,6 +34960,7 @@
               </w:rPr>
               <w:t>Δx</w:t>
             </w:r>
+            <w:proofErr w:type="spellEnd"/>
             <w:r>
               <w:rPr>
                 <w:rFonts w:cstheme="minorHAnsi"/>
@@ -34357,6 +34980,7 @@
                 <w:lang w:val="en-US"/>
               </w:rPr>
             </w:pPr>
+            <w:proofErr w:type="spellStart"/>
             <w:r>
               <w:rPr>
                 <w:rFonts w:cstheme="minorHAnsi"/>
@@ -34367,6 +34991,7 @@
               </w:rPr>
               <w:t>Δy</w:t>
             </w:r>
+            <w:proofErr w:type="spellEnd"/>
             <w:r>
               <w:rPr>
                 <w:rFonts w:cstheme="minorHAnsi"/>
@@ -34386,6 +35011,7 @@
                 <w:lang w:val="en-US"/>
               </w:rPr>
             </w:pPr>
+            <w:proofErr w:type="spellStart"/>
             <w:r>
               <w:rPr>
                 <w:rFonts w:cstheme="minorHAnsi"/>
@@ -34396,6 +35022,7 @@
               </w:rPr>
               <w:t>Δz</w:t>
             </w:r>
+            <w:proofErr w:type="spellEnd"/>
             <w:r>
               <w:rPr>
                 <w:rFonts w:cstheme="minorHAnsi"/>
@@ -34439,7 +35066,27 @@
                 <w:szCs w:val="16"/>
                 <w:lang w:val="en-US"/>
               </w:rPr>
-              <w:t>-ZnPc stack)</w:t>
+              <w:t>-</w:t>
+            </w:r>
+            <w:proofErr w:type="spellStart"/>
+            <w:r>
+              <w:rPr>
+                <w:rFonts w:cstheme="minorHAnsi"/>
+                <w:sz w:val="16"/>
+                <w:szCs w:val="16"/>
+                <w:lang w:val="en-US"/>
+              </w:rPr>
+              <w:t>ZnPc</w:t>
+            </w:r>
+            <w:proofErr w:type="spellEnd"/>
+            <w:r>
+              <w:rPr>
+                <w:rFonts w:cstheme="minorHAnsi"/>
+                <w:sz w:val="16"/>
+                <w:szCs w:val="16"/>
+                <w:lang w:val="en-US"/>
+              </w:rPr>
+              <w:t xml:space="preserve"> stack)</w:t>
             </w:r>
           </w:p>
         </w:tc>
@@ -35190,7 +35837,25 @@
                 <w:sz w:val="16"/>
                 <w:szCs w:val="16"/>
               </w:rPr>
-              <w:t>1 (ratio)</w:t>
+              <w:t>1 (</w:t>
+            </w:r>
+            <w:proofErr w:type="spellStart"/>
+            <w:r>
+              <w:rPr>
+                <w:rFonts w:cstheme="minorHAnsi"/>
+                <w:sz w:val="16"/>
+                <w:szCs w:val="16"/>
+              </w:rPr>
+              <w:t>ratio</w:t>
+            </w:r>
+            <w:proofErr w:type="spellEnd"/>
+            <w:r>
+              <w:rPr>
+                <w:rFonts w:cstheme="minorHAnsi"/>
+                <w:sz w:val="16"/>
+                <w:szCs w:val="16"/>
+              </w:rPr>
+              <w:t>)</w:t>
             </w:r>
           </w:p>
         </w:tc>
@@ -35240,6 +35905,7 @@
                 <w:lang w:val="en-US"/>
               </w:rPr>
             </w:pPr>
+            <w:proofErr w:type="spellStart"/>
             <w:r>
               <w:rPr>
                 <w:rFonts w:cstheme="minorHAnsi"/>
@@ -35250,6 +35916,7 @@
               </w:rPr>
               <w:t>Δx</w:t>
             </w:r>
+            <w:proofErr w:type="spellEnd"/>
             <w:r>
               <w:rPr>
                 <w:rFonts w:cstheme="minorHAnsi"/>
@@ -35269,6 +35936,7 @@
                 <w:lang w:val="en-US"/>
               </w:rPr>
             </w:pPr>
+            <w:proofErr w:type="spellStart"/>
             <w:r>
               <w:rPr>
                 <w:rFonts w:cstheme="minorHAnsi"/>
@@ -35279,6 +35947,7 @@
               </w:rPr>
               <w:t>Δy</w:t>
             </w:r>
+            <w:proofErr w:type="spellEnd"/>
             <w:r>
               <w:rPr>
                 <w:rFonts w:cstheme="minorHAnsi"/>
@@ -35298,6 +35967,7 @@
                 <w:lang w:val="en-US"/>
               </w:rPr>
             </w:pPr>
+            <w:proofErr w:type="spellStart"/>
             <w:r>
               <w:rPr>
                 <w:rFonts w:cstheme="minorHAnsi"/>
@@ -35308,6 +35978,7 @@
               </w:rPr>
               <w:t>Δz</w:t>
             </w:r>
+            <w:proofErr w:type="spellEnd"/>
             <w:r>
               <w:rPr>
                 <w:rFonts w:cstheme="minorHAnsi"/>
@@ -35351,7 +36022,27 @@
                 <w:szCs w:val="16"/>
                 <w:lang w:val="en-US"/>
               </w:rPr>
-              <w:t>-ZnPc stack)</w:t>
+              <w:t>-</w:t>
+            </w:r>
+            <w:proofErr w:type="spellStart"/>
+            <w:r>
+              <w:rPr>
+                <w:rFonts w:cstheme="minorHAnsi"/>
+                <w:sz w:val="16"/>
+                <w:szCs w:val="16"/>
+                <w:lang w:val="en-US"/>
+              </w:rPr>
+              <w:t>ZnPc</w:t>
+            </w:r>
+            <w:proofErr w:type="spellEnd"/>
+            <w:r>
+              <w:rPr>
+                <w:rFonts w:cstheme="minorHAnsi"/>
+                <w:sz w:val="16"/>
+                <w:szCs w:val="16"/>
+                <w:lang w:val="en-US"/>
+              </w:rPr>
+              <w:t xml:space="preserve"> stack)</w:t>
             </w:r>
           </w:p>
         </w:tc>
@@ -36115,7 +36806,25 @@
                 <w:sz w:val="16"/>
                 <w:szCs w:val="16"/>
               </w:rPr>
-              <w:t>1 (ratio)</w:t>
+              <w:t>1 (</w:t>
+            </w:r>
+            <w:proofErr w:type="spellStart"/>
+            <w:r>
+              <w:rPr>
+                <w:rFonts w:cstheme="minorHAnsi"/>
+                <w:sz w:val="16"/>
+                <w:szCs w:val="16"/>
+              </w:rPr>
+              <w:t>ratio</w:t>
+            </w:r>
+            <w:proofErr w:type="spellEnd"/>
+            <w:r>
+              <w:rPr>
+                <w:rFonts w:cstheme="minorHAnsi"/>
+                <w:sz w:val="16"/>
+                <w:szCs w:val="16"/>
+              </w:rPr>
+              <w:t>)</w:t>
             </w:r>
           </w:p>
         </w:tc>
@@ -36165,6 +36874,7 @@
                 <w:lang w:val="en-US"/>
               </w:rPr>
             </w:pPr>
+            <w:proofErr w:type="spellStart"/>
             <w:r>
               <w:rPr>
                 <w:rFonts w:cstheme="minorHAnsi"/>
@@ -36175,6 +36885,7 @@
               </w:rPr>
               <w:t>Δx</w:t>
             </w:r>
+            <w:proofErr w:type="spellEnd"/>
             <w:r>
               <w:rPr>
                 <w:rFonts w:cstheme="minorHAnsi"/>
@@ -36194,6 +36905,7 @@
                 <w:lang w:val="en-US"/>
               </w:rPr>
             </w:pPr>
+            <w:proofErr w:type="spellStart"/>
             <w:r>
               <w:rPr>
                 <w:rFonts w:cstheme="minorHAnsi"/>
@@ -36204,6 +36916,7 @@
               </w:rPr>
               <w:t>Δy</w:t>
             </w:r>
+            <w:proofErr w:type="spellEnd"/>
             <w:r>
               <w:rPr>
                 <w:rFonts w:cstheme="minorHAnsi"/>
@@ -36223,6 +36936,7 @@
                 <w:lang w:val="en-US"/>
               </w:rPr>
             </w:pPr>
+            <w:proofErr w:type="spellStart"/>
             <w:r>
               <w:rPr>
                 <w:rFonts w:cstheme="minorHAnsi"/>
@@ -36233,6 +36947,7 @@
               </w:rPr>
               <w:t>Δz</w:t>
             </w:r>
+            <w:proofErr w:type="spellEnd"/>
             <w:r>
               <w:rPr>
                 <w:rFonts w:cstheme="minorHAnsi"/>
@@ -36276,7 +36991,27 @@
                 <w:szCs w:val="16"/>
                 <w:lang w:val="en-US"/>
               </w:rPr>
-              <w:t>-ZnPc stack)</w:t>
+              <w:t>-</w:t>
+            </w:r>
+            <w:proofErr w:type="spellStart"/>
+            <w:r>
+              <w:rPr>
+                <w:rFonts w:cstheme="minorHAnsi"/>
+                <w:sz w:val="16"/>
+                <w:szCs w:val="16"/>
+                <w:lang w:val="en-US"/>
+              </w:rPr>
+              <w:t>ZnPc</w:t>
+            </w:r>
+            <w:proofErr w:type="spellEnd"/>
+            <w:r>
+              <w:rPr>
+                <w:rFonts w:cstheme="minorHAnsi"/>
+                <w:sz w:val="16"/>
+                <w:szCs w:val="16"/>
+                <w:lang w:val="en-US"/>
+              </w:rPr>
+              <w:t xml:space="preserve"> stack)</w:t>
             </w:r>
           </w:p>
         </w:tc>
@@ -37041,7 +37776,25 @@
                 <w:sz w:val="16"/>
                 <w:szCs w:val="16"/>
               </w:rPr>
-              <w:t>1 (ratio)</w:t>
+              <w:t>1 (</w:t>
+            </w:r>
+            <w:proofErr w:type="spellStart"/>
+            <w:r>
+              <w:rPr>
+                <w:rFonts w:cstheme="minorHAnsi"/>
+                <w:sz w:val="16"/>
+                <w:szCs w:val="16"/>
+              </w:rPr>
+              <w:t>ratio</w:t>
+            </w:r>
+            <w:proofErr w:type="spellEnd"/>
+            <w:r>
+              <w:rPr>
+                <w:rFonts w:cstheme="minorHAnsi"/>
+                <w:sz w:val="16"/>
+                <w:szCs w:val="16"/>
+              </w:rPr>
+              <w:t>)</w:t>
             </w:r>
           </w:p>
         </w:tc>
